--- a/research/Hitory.docx
+++ b/research/Hitory.docx
@@ -11,10 +11,7 @@
         <w:t>Telidon</w:t>
       </w:r>
       <w:r>
-        <w:t xml:space="preserve"> </w:t>
-      </w:r>
-      <w:r>
-        <w:t>(</w:t>
+        <w:t xml:space="preserve"> (</w:t>
       </w:r>
       <w:hyperlink r:id="rId5" w:history="1">
         <w:r>
@@ -25,10 +22,7 @@
         </w:r>
       </w:hyperlink>
       <w:r>
-        <w:t xml:space="preserve">) </w:t>
-      </w:r>
-      <w:r>
-        <w:t xml:space="preserve">was the first </w:t>
+        <w:t xml:space="preserve">) was the first </w:t>
       </w:r>
       <w:r>
         <w:t xml:space="preserve">Canadian </w:t>
@@ -195,8 +189,13 @@
       <w:r>
         <w:t xml:space="preserve">about mid-1980s. These networks were not connected to the ARPANET or </w:t>
       </w:r>
-      <w:r>
-        <w:t>NSFNET(backbone of the Internet)</w:t>
+      <w:proofErr w:type="gramStart"/>
+      <w:r>
+        <w:t>NSFNET(</w:t>
+      </w:r>
+      <w:proofErr w:type="gramEnd"/>
+      <w:r>
+        <w:t>backbone of the Internet)</w:t>
       </w:r>
       <w:r>
         <w:t xml:space="preserve">. These where </w:t>
@@ -215,14 +214,24 @@
       </w:r>
     </w:p>
     <w:p>
-      <w:pPr>
-        <w:rPr>
-          <w:b/>
-          <w:bCs/>
-        </w:rPr>
-      </w:pPr>
+      <w:proofErr w:type="gramStart"/>
+      <w:r>
+        <w:t>Video:</w:t>
+      </w:r>
+      <w:r>
+        <w:t>https://www.youtube.com/watch?v=vjMUe7hkwRs&amp;t=11s</w:t>
+      </w:r>
+      <w:proofErr w:type="gramEnd"/>
     </w:p>
     <w:p>
+      <w:pPr>
+        <w:rPr>
+          <w:b/>
+          <w:bCs/>
+        </w:rPr>
+      </w:pPr>
+    </w:p>
+    <w:p>
       <w:r>
         <w:rPr>
           <w:b/>
@@ -238,13 +247,7 @@
         <w:t xml:space="preserve">: </w:t>
       </w:r>
       <w:r>
-        <w:t>(</w:t>
-      </w:r>
-      <w:r>
-        <w:t>https://www.canarie.ca/a-birthday-for-canadas-internet/</w:t>
-      </w:r>
-      <w:r>
-        <w:t xml:space="preserve">) </w:t>
+        <w:t xml:space="preserve">(https://www.canarie.ca/a-birthday-for-canadas-internet/) </w:t>
       </w:r>
       <w:r>
         <w:t xml:space="preserve">NetNorth </w:t>
@@ -301,13 +304,7 @@
           <w:rPr>
             <w:rStyle w:val="Hyperlink"/>
           </w:rPr>
-          <w:t>https://www.canarie.ca/wp-content/uploads/2021/02/Publication-A-Nation-Goes-Online.pdf)</w:t>
-        </w:r>
-        <w:r>
-          <w:rPr>
-            <w:rStyle w:val="Hyperlink"/>
-          </w:rPr>
-          <w:t xml:space="preserve"> universities</w:t>
+          <w:t>https://www.canarie.ca/wp-content/uploads/2021/02/Publication-A-Nation-Goes-Online.pdf) universities</w:t>
         </w:r>
       </w:hyperlink>
       <w:r>
@@ -317,67 +314,41 @@
         <w:t xml:space="preserve"> </w:t>
       </w:r>
       <w:r>
-        <w:t>In 1983</w:t>
-      </w:r>
-      <w:r>
-        <w:t>.</w:t>
-      </w:r>
+        <w:t xml:space="preserve">In 1983. They had joint graduate programs, and there was a big computer purchased at Waterloo.  They wanted to move their data back and forth between the two universities and be able to log into that computer from </w:t>
+      </w:r>
+      <w:r>
+        <w:t>Guelph</w:t>
+      </w:r>
+      <w:r>
+        <w:t xml:space="preserve">. This became a </w:t>
+      </w:r>
+      <w:r>
+        <w:t>motivation</w:t>
+      </w:r>
+      <w:r>
+        <w:t xml:space="preserve"> in the ACSD conference </w:t>
+      </w:r>
+      <w:r>
+        <w:t>held in Toronto at Ryerson Polytechnic Institute in November 1983</w:t>
+      </w:r>
+      <w:r>
+        <w:t xml:space="preserve"> to build a network </w:t>
+      </w:r>
+      <w:proofErr w:type="gramStart"/>
+      <w:r>
+        <w:t>similar to</w:t>
+      </w:r>
+      <w:proofErr w:type="gramEnd"/>
       <w:r>
         <w:t xml:space="preserve"> </w:t>
       </w:r>
-      <w:r>
-        <w:t>They</w:t>
-      </w:r>
-      <w:r>
-        <w:t xml:space="preserve"> had joint graduate programs</w:t>
-      </w:r>
-      <w:r>
-        <w:t>, and</w:t>
-      </w:r>
-      <w:r>
-        <w:t xml:space="preserve"> </w:t>
-      </w:r>
-      <w:r>
-        <w:t xml:space="preserve">there was </w:t>
-      </w:r>
-      <w:r>
-        <w:t>a big computer purchased at Waterloo</w:t>
-      </w:r>
-      <w:r>
-        <w:t xml:space="preserve">. </w:t>
-      </w:r>
-      <w:r>
-        <w:t xml:space="preserve"> </w:t>
-      </w:r>
-      <w:r>
-        <w:t>T</w:t>
-      </w:r>
-      <w:r>
-        <w:t>hey wanted to move their data back and forth between the two universities</w:t>
-      </w:r>
-      <w:r>
-        <w:t xml:space="preserve"> and </w:t>
-      </w:r>
-      <w:r>
-        <w:t xml:space="preserve">be able to log into that computer from </w:t>
-      </w:r>
-      <w:r>
-        <w:t>Guelph</w:t>
-      </w:r>
-      <w:r>
-        <w:t xml:space="preserve">. This became a </w:t>
-      </w:r>
-      <w:r>
-        <w:t>motivation</w:t>
-      </w:r>
-      <w:r>
-        <w:t xml:space="preserve"> in the ACSD conference </w:t>
-      </w:r>
-      <w:r>
-        <w:t>held in Toronto at Ryerson Polytechnic Institute in November 1983</w:t>
-      </w:r>
-      <w:r>
-        <w:t xml:space="preserve"> to build a network similar to BITNET , in U.S., to </w:t>
+      <w:proofErr w:type="gramStart"/>
+      <w:r>
+        <w:t>BITNET ,</w:t>
+      </w:r>
+      <w:proofErr w:type="gramEnd"/>
+      <w:r>
+        <w:t xml:space="preserve"> in U.S., to </w:t>
       </w:r>
       <w:r>
         <w:t>context</w:t>
@@ -388,13 +359,7 @@
     </w:p>
     <w:p>
       <w:r>
-        <w:t xml:space="preserve">NetNorth </w:t>
-      </w:r>
-      <w:r>
-        <w:t xml:space="preserve"> us</w:t>
-      </w:r>
-      <w:r>
-        <w:t>ed</w:t>
+        <w:t>NetNorth  used</w:t>
       </w:r>
       <w:r>
         <w:t> IBM's Network Job Entry protocol</w:t>
@@ -402,7 +367,7 @@
       <w:r>
         <w:t>(</w:t>
       </w:r>
-      <w:hyperlink r:id="rId7" w:history="1">
+      <w:hyperlink r:id="rId7" w:anchor=":~:text=Publisher%20Summary,to%20provide%20file%2Dtransfer%20services" w:history="1">
         <w:r>
           <w:rPr>
             <w:rStyle w:val="Hyperlink"/>
@@ -421,6 +386,7 @@
       </w:r>
     </w:p>
     <w:p>
+      <w:proofErr w:type="gramStart"/>
       <w:r>
         <w:rPr>
           <w:b/>
@@ -435,6 +401,7 @@
         </w:rPr>
         <w:t>(</w:t>
       </w:r>
+      <w:proofErr w:type="gramEnd"/>
       <w:r>
         <w:rPr>
           <w:b/>
@@ -479,22 +446,21 @@
         <w:t xml:space="preserve">National Science Foundation </w:t>
       </w:r>
       <w:r>
-        <w:t xml:space="preserve">(NSF) funded a project to create an academic research network, called </w:t>
-      </w:r>
-      <w:r>
-        <w:t>NSFNET</w:t>
-      </w:r>
-      <w:r>
-        <w:t>,</w:t>
-      </w:r>
-      <w:r>
-        <w:t xml:space="preserve"> </w:t>
-      </w:r>
-      <w:r>
-        <w:t xml:space="preserve"> to facilitate access by researchers to the supercomputing centers. NSFNET applied TCP/IP protocols which was initially deployed successfully by ARPANET. NSFNET became the </w:t>
+        <w:t xml:space="preserve">(NSF) funded a project to create an academic research network, </w:t>
       </w:r>
       <w:r>
         <w:lastRenderedPageBreak/>
+        <w:t xml:space="preserve">called </w:t>
+      </w:r>
+      <w:proofErr w:type="gramStart"/>
+      <w:r>
+        <w:t>NSFNET,  to</w:t>
+      </w:r>
+      <w:proofErr w:type="gramEnd"/>
+      <w:r>
+        <w:t xml:space="preserve"> facilitate access by researchers to the supercomputing centers. NSFNET applied TCP/IP protocols which was initially deployed successfully by ARPANET. NSFNET became the </w:t>
+      </w:r>
+      <w:r>
         <w:t xml:space="preserve">Internet </w:t>
       </w:r>
       <w:r>
@@ -564,7 +530,11 @@
         <w:t>:</w:t>
       </w:r>
       <w:r>
-        <w:t xml:space="preserve">(https://www.canarie.ca/a-birthday-for-canadas-internet/) </w:t>
+        <w:t>(</w:t>
+      </w:r>
+      <w:proofErr w:type="gramStart"/>
+      <w:r>
+        <w:t xml:space="preserve">https://www.canarie.ca/a-birthday-for-canadas-internet/) </w:t>
       </w:r>
       <w:r>
         <w:rPr>
@@ -574,7 +544,11 @@
         <w:t xml:space="preserve"> </w:t>
       </w:r>
       <w:r>
-        <w:t xml:space="preserve"> In 1989, the group that managed NetNorth decided to apply the TCP/IP standard, which was introduced in the US by </w:t>
+        <w:t xml:space="preserve"> </w:t>
+      </w:r>
+      <w:proofErr w:type="gramEnd"/>
+      <w:r>
+        <w:t xml:space="preserve">In 1989, the group that managed NetNorth decided to apply the TCP/IP standard, which was introduced in the US by </w:t>
       </w:r>
       <w:r>
         <w:t>ARPA (Advanced Research Projects Agency)</w:t>
@@ -607,17 +581,26 @@
         <w:t>some of</w:t>
       </w:r>
       <w:r>
-        <w:t xml:space="preserve"> them had already implemented TCP/IP, </w:t>
+        <w:t xml:space="preserve"> them had already implemented TCP/</w:t>
+      </w:r>
+      <w:proofErr w:type="gramStart"/>
+      <w:r>
+        <w:t xml:space="preserve">IP, </w:t>
       </w:r>
       <w:r>
         <w:t xml:space="preserve"> </w:t>
       </w:r>
       <w:r>
-        <w:t xml:space="preserve">as well as connection to some other </w:t>
+        <w:t>as</w:t>
+      </w:r>
+      <w:proofErr w:type="gramEnd"/>
+      <w:r>
+        <w:t xml:space="preserve"> well as connection to some other </w:t>
       </w:r>
       <w:r>
         <w:t xml:space="preserve">external networks, </w:t>
       </w:r>
+      <w:proofErr w:type="gramStart"/>
       <w:r>
         <w:t xml:space="preserve">including </w:t>
       </w:r>
@@ -625,7 +608,11 @@
         <w:t xml:space="preserve"> </w:t>
       </w:r>
       <w:r>
-        <w:t xml:space="preserve">ARPANET </w:t>
+        <w:t>ARPANET</w:t>
+      </w:r>
+      <w:proofErr w:type="gramEnd"/>
+      <w:r>
+        <w:t xml:space="preserve"> </w:t>
       </w:r>
       <w:r>
         <w:t xml:space="preserve"> and later </w:t>
@@ -640,10 +627,7 @@
         <w:t xml:space="preserve"> in the U.S.</w:t>
       </w:r>
       <w:r>
-        <w:t xml:space="preserve"> </w:t>
-      </w:r>
-      <w:r>
-        <w:t>This idea</w:t>
+        <w:t xml:space="preserve"> This idea</w:t>
       </w:r>
       <w:r>
         <w:t xml:space="preserve"> was supported by Canada’s National Research Council </w:t>
@@ -789,17 +773,18 @@
     </w:p>
     <w:p>
       <w:pPr>
-        <w:rPr>
-          <w:b/>
-          <w:bCs/>
-        </w:rPr>
-      </w:pPr>
-      <w:r>
-        <w:rPr>
-          <w:b/>
-          <w:bCs/>
-        </w:rPr>
-        <w:t>ISPs</w:t>
+        <w:pBdr>
+          <w:bottom w:val="single" w:sz="12" w:space="1" w:color="auto"/>
+        </w:pBdr>
+      </w:pPr>
+      <w:r>
+        <w:t>Video:</w:t>
+      </w:r>
+      <w:r>
+        <w:t xml:space="preserve"> </w:t>
+      </w:r>
+      <w:r>
+        <w:t>https://www.youtube.com/watch?v=vaqHLxs2h0E&amp;t=30s</w:t>
       </w:r>
     </w:p>
     <w:p>
@@ -814,78 +799,107 @@
           <w:b/>
           <w:bCs/>
         </w:rPr>
-        <w:t>Dial-up:</w:t>
+        <w:t>ISPs</w:t>
       </w:r>
     </w:p>
     <w:p>
-      <w:r>
-        <w:rPr>
-          <w:b/>
-          <w:bCs/>
-        </w:rPr>
-        <w:t>UUNET(</w:t>
-      </w:r>
-      <w:r>
-        <w:rPr>
-          <w:b/>
-          <w:bCs/>
-        </w:rPr>
-        <w:t>https://www.canarie.ca/wp-content/uploads/2021/02/Publication-A-Nation-Goes-Online.pdf</w:t>
-      </w:r>
-      <w:r>
-        <w:rPr>
-          <w:b/>
-          <w:bCs/>
-        </w:rPr>
-        <w:t>):</w:t>
-      </w:r>
-      <w:r>
-        <w:t xml:space="preserve"> </w:t>
-      </w:r>
-      <w:r>
-        <w:t>UUNET Canada was t</w:t>
-      </w:r>
-      <w:r>
-        <w:t xml:space="preserve">he </w:t>
-      </w:r>
-      <w:r>
-        <w:t xml:space="preserve">first </w:t>
-      </w:r>
-      <w:r>
-        <w:t>commercial ISP in Canada was established in 1991.</w:t>
-      </w:r>
-      <w:r>
-        <w:t xml:space="preserve"> The motivation behind it was that for individuals and organizations denied access by provincial networks and CA*net, the only option remained </w:t>
-      </w:r>
-      <w:r>
-        <w:t>the comparatively slow and functionally limited networks such as Usenet that operated using temporary dialup connections between nodes over regular phone lines.</w:t>
-      </w:r>
-      <w:r>
-        <w:t xml:space="preserve"> </w:t>
-      </w:r>
-      <w:r>
-        <w:t xml:space="preserve">UUNET Canada </w:t>
-      </w:r>
-      <w:r>
-        <w:t>was 20% owned by the US network provider UUNET Technologies, founded in 1987. U.S., as the first commercial provider</w:t>
-      </w:r>
-      <w:r>
-        <w:t xml:space="preserve">. </w:t>
-      </w:r>
-      <w:r>
-        <w:t xml:space="preserve">UUNET Technologies, </w:t>
-      </w:r>
-      <w:r>
-        <w:t xml:space="preserve"> constructed its own network called AlterNet, and UUNET Canada gained access to this network. Later UUNET </w:t>
-      </w:r>
-      <w:r>
-        <w:t xml:space="preserve">Canada </w:t>
-      </w:r>
-      <w:r>
-        <w:t xml:space="preserve">constructed its own network known as AlterNet Canada. </w:t>
+      <w:pPr>
+        <w:rPr>
+          <w:b/>
+          <w:bCs/>
+        </w:rPr>
+      </w:pPr>
+      <w:r>
+        <w:rPr>
+          <w:b/>
+          <w:bCs/>
+        </w:rPr>
+        <w:t>Dial-up:</w:t>
       </w:r>
     </w:p>
     <w:p>
+      <w:proofErr w:type="gramStart"/>
+      <w:r>
+        <w:rPr>
+          <w:b/>
+          <w:bCs/>
+        </w:rPr>
+        <w:t>UUNET(</w:t>
+      </w:r>
+      <w:proofErr w:type="gramEnd"/>
+      <w:r>
+        <w:rPr>
+          <w:b/>
+          <w:bCs/>
+        </w:rPr>
+        <w:t>https://www.canarie.ca/wp-content/uploads/2021/02/Publication-A-Nation-Goes-Online.pdf</w:t>
+      </w:r>
+      <w:r>
+        <w:rPr>
+          <w:b/>
+          <w:bCs/>
+        </w:rPr>
+        <w:t>):</w:t>
+      </w:r>
+      <w:r>
+        <w:t xml:space="preserve"> </w:t>
+      </w:r>
+      <w:r>
+        <w:t>UUNET Canada was t</w:t>
+      </w:r>
+      <w:r>
+        <w:t xml:space="preserve">he </w:t>
+      </w:r>
+      <w:r>
+        <w:t xml:space="preserve">first </w:t>
+      </w:r>
+      <w:r>
+        <w:t>commercial ISP in Canada was established in 1991.</w:t>
+      </w:r>
+      <w:r>
+        <w:t xml:space="preserve"> The motivation behind it was that for individuals and organizations denied access by provincial networks and CA*net, the only option remained </w:t>
+      </w:r>
+      <w:r>
+        <w:t>the comparatively slow and functionally limited networks such as Usenet that operated using temporary dialup connections between nodes over regular phone lines.</w:t>
+      </w:r>
+      <w:r>
+        <w:t xml:space="preserve"> </w:t>
+      </w:r>
+      <w:r>
+        <w:t xml:space="preserve">UUNET Canada </w:t>
+      </w:r>
+      <w:r>
+        <w:t>was 20% owned by the US network provider UUNET Technologies, founded in 1987. U.S., as the first commercial provider</w:t>
+      </w:r>
+      <w:r>
+        <w:t xml:space="preserve">. </w:t>
+      </w:r>
+      <w:r>
+        <w:t xml:space="preserve">UUNET </w:t>
+      </w:r>
+      <w:proofErr w:type="gramStart"/>
+      <w:r>
+        <w:t xml:space="preserve">Technologies, </w:t>
+      </w:r>
+      <w:r>
+        <w:t xml:space="preserve"> </w:t>
+      </w:r>
+      <w:r>
+        <w:lastRenderedPageBreak/>
+        <w:t>constructed</w:t>
+      </w:r>
+      <w:proofErr w:type="gramEnd"/>
+      <w:r>
+        <w:t xml:space="preserve"> its own network called AlterNet, and UUNET Canada gained access to this network. Later UUNET </w:t>
+      </w:r>
+      <w:r>
+        <w:t xml:space="preserve">Canada </w:t>
+      </w:r>
+      <w:r>
+        <w:t xml:space="preserve">constructed its own network known as AlterNet Canada. </w:t>
+      </w:r>
+    </w:p>
+    <w:p>
       <w:r>
         <w:rPr>
           <w:b/>
@@ -918,11 +932,7 @@
         <w:t xml:space="preserve">: </w:t>
       </w:r>
       <w:r>
-        <w:t xml:space="preserve">founded in 1994, carved its niche not only as another national ISP but also as the first to offer a </w:t>
-      </w:r>
-      <w:r>
-        <w:lastRenderedPageBreak/>
-        <w:t>high-speed internet service in Canada. The considerable rise in commercial ISPs during this era played a vital part in promoting internet usage among the broader Canadian public.</w:t>
+        <w:t>founded in 1994, carved its niche not only as another national ISP but also as the first to offer a high-speed internet service in Canada. The considerable rise in commercial ISPs during this era played a vital part in promoting internet usage among the broader Canadian public.</w:t>
       </w:r>
       <w:r>
         <w:t xml:space="preserve"> Later in 1997, PSINet </w:t>
@@ -991,10 +1001,7 @@
         <w:t xml:space="preserve"> </w:t>
       </w:r>
       <w:r>
-        <w:t xml:space="preserve">1995, </w:t>
-      </w:r>
-      <w:r>
-        <w:t>In December 1995, Netcom Canada, a subsidiary of Netcom On-line, was launched in </w:t>
+        <w:t>1995, In December 1995, Netcom Canada, a subsidiary of Netcom On-line, was launched in </w:t>
       </w:r>
       <w:hyperlink r:id="rId10" w:tooltip="Toronto" w:history="1">
         <w:r>
@@ -1018,7 +1025,15 @@
         </w:r>
       </w:hyperlink>
       <w:r>
-        <w:t> as its CEO. Netcom Canada boasted a Canada-wide network, and allowed U.S. Netcom customers to access their Internet accounts via their network using either NetCruiser or any PPP dialer.</w:t>
+        <w:t xml:space="preserve"> as its CEO. Netcom Canada boasted a Canada-wide </w:t>
+      </w:r>
+      <w:proofErr w:type="gramStart"/>
+      <w:r>
+        <w:t>network, and</w:t>
+      </w:r>
+      <w:proofErr w:type="gramEnd"/>
+      <w:r>
+        <w:t xml:space="preserve"> allowed U.S. Netcom customers to access their Internet accounts via their network using either NetCruiser or any PPP dialer.</w:t>
       </w:r>
     </w:p>
     <w:p/>
@@ -1053,6 +1068,7 @@
       </w:r>
     </w:p>
     <w:p>
+      <w:proofErr w:type="gramStart"/>
       <w:r>
         <w:rPr>
           <w:b/>
@@ -1065,11 +1081,28 @@
           <w:b/>
           <w:bCs/>
         </w:rPr>
-        <w:t>(Bell Canada)</w:t>
-      </w:r>
-      <w:r>
         <w:t>(</w:t>
       </w:r>
+      <w:proofErr w:type="gramEnd"/>
+      <w:r>
+        <w:rPr>
+          <w:b/>
+          <w:bCs/>
+        </w:rPr>
+        <w:t xml:space="preserve">Bell </w:t>
+      </w:r>
+      <w:proofErr w:type="gramStart"/>
+      <w:r>
+        <w:rPr>
+          <w:b/>
+          <w:bCs/>
+        </w:rPr>
+        <w:t>Canada)</w:t>
+      </w:r>
+      <w:r>
+        <w:t>(</w:t>
+      </w:r>
+      <w:proofErr w:type="gramEnd"/>
       <w:r>
         <w:t>https://en.wikipedia.org/wiki/Bell_Internet</w:t>
       </w:r>
@@ -1145,13 +1178,7 @@
         <w:t>Telus</w:t>
       </w:r>
       <w:r>
-        <w:t>(</w:t>
-      </w:r>
-      <w:r>
-        <w:t>https://assets.ctfassets.net/fltupc9ltp8m/5nrtxy6gcUJ6lwdjN5nS09/5f942c1f4e89a0a31066e3cc12a51dfd/_SIA-4j__Issue_Date__Aug._22__1997_</w:t>
-      </w:r>
-      <w:r>
-        <w:t>)</w:t>
+        <w:t>(https://assets.ctfassets.net/fltupc9ltp8m/5nrtxy6gcUJ6lwdjN5nS09/5f942c1f4e89a0a31066e3cc12a51dfd/_SIA-4j__Issue_Date__Aug._22__1997_)</w:t>
       </w:r>
       <w:r>
         <w:t>:</w:t>
@@ -1267,10 +1294,7 @@
       </w:r>
       <w:hyperlink r:id="rId16" w:history="1">
         <w:r>
-          <w:t>https://en.wikipedia.org/wiki/Rogers_Xfinity?utm_source=chatgpt.com</w:t>
-        </w:r>
-        <w:r>
-          <w:t>): In</w:t>
+          <w:t>https://en.wikipedia.org/wiki/Rogers_Xfinity?utm_source=chatgpt.com): In</w:t>
         </w:r>
       </w:hyperlink>
       <w:r>
@@ -1280,7 +1304,11 @@
         <w:t>Rogers began offering high-speed internet service</w:t>
       </w:r>
       <w:r>
-        <w:t xml:space="preserve"> with a technology named Cable Internet which was branded as </w:t>
+        <w:t xml:space="preserve"> with a technology named Cable Internet which was </w:t>
+      </w:r>
+      <w:r>
+        <w:lastRenderedPageBreak/>
+        <w:t xml:space="preserve">branded as </w:t>
       </w:r>
       <w:r>
         <w:t>Hy</w:t>
@@ -1302,10 +1330,12 @@
           <w:b/>
           <w:bCs/>
         </w:rPr>
-        <w:lastRenderedPageBreak/>
         <w:br/>
       </w:r>
       <w:r>
+        <w:rPr>
+          <w:noProof/>
+        </w:rPr>
         <w:drawing>
           <wp:inline distT="0" distB="0" distL="0" distR="0" wp14:anchorId="4905ABD6" wp14:editId="4F864BB1">
             <wp:extent cx="5943600" cy="4860290"/>
@@ -1348,7 +1378,10 @@
         <w:t xml:space="preserve"> </w:t>
       </w:r>
       <w:r>
-        <w:t>Cable Internet(</w:t>
+        <w:t>Hybrid Fiber</w:t>
+      </w:r>
+      <w:r>
+        <w:t>(</w:t>
       </w:r>
       <w:r>
         <w:t>file:///C:/Users/hraha/Downloads/14281.pdf</w:t>
@@ -1381,13 +1414,7 @@
         <w:t>Bell Aliant</w:t>
       </w:r>
       <w:r>
-        <w:t>(</w:t>
-      </w:r>
-      <w:r>
-        <w:t>https://en.wikipedia.org/wiki/Fibe_%28Bell_Aliant%29?utm_source=chatgpt.com</w:t>
-      </w:r>
-      <w:r>
-        <w:t xml:space="preserve">):  </w:t>
+        <w:t xml:space="preserve">(https://en.wikipedia.org/wiki/Fibe_%28Bell_Aliant%29?utm_source=chatgpt.com):  </w:t>
       </w:r>
       <w:r>
         <w:t>In 2009, Bell Aliant launched its FiberOP</w:t>
@@ -1438,10 +1465,7 @@
         <w:t xml:space="preserve"> </w:t>
       </w:r>
       <w:r>
-        <w:t xml:space="preserve">Bell Aliant extended its </w:t>
-      </w:r>
-      <w:r>
-        <w:t>FiberO</w:t>
+        <w:t>Bell Aliant extended its FiberO</w:t>
       </w:r>
       <w:r>
         <w:t>P</w:t>
@@ -1473,6 +1497,9 @@
     </w:p>
     <w:p>
       <w:r>
+        <w:rPr>
+          <w:noProof/>
+        </w:rPr>
         <w:lastRenderedPageBreak/>
         <w:drawing>
           <wp:inline distT="0" distB="0" distL="0" distR="0" wp14:anchorId="18A85115" wp14:editId="23C9EA5B">
@@ -1527,13 +1554,7 @@
         <w:t xml:space="preserve">FTTH Schematic Diagram </w:t>
       </w:r>
       <w:r>
-        <w:t>(</w:t>
-      </w:r>
-      <w:r>
-        <w:t>https://www.novascotia.ca/sites/default/files/documents/1-1066/middle-mile-strategy-en.pdf</w:t>
-      </w:r>
-      <w:r>
-        <w:t>)</w:t>
+        <w:t>(https://www.novascotia.ca/sites/default/files/documents/1-1066/middle-mile-strategy-en.pdf)</w:t>
       </w:r>
     </w:p>
     <w:p>
@@ -1551,13 +1572,7 @@
         <w:t>Bell Canada</w:t>
       </w:r>
       <w:r>
-        <w:t xml:space="preserve"> (</w:t>
-      </w:r>
-      <w:r>
-        <w:t>https://www.newswire.ca/news-releases/bell-high-speed-fibre-rollouts-enable-new-internet-and-tv-services---bellsnew-fibetm-internet-service-now-offers-fastest-upload-speeds-in-the-market-539266571.html</w:t>
-      </w:r>
-      <w:r>
-        <w:t>)</w:t>
+        <w:t xml:space="preserve"> (https://www.newswire.ca/news-releases/bell-high-speed-fibre-rollouts-enable-new-internet-and-tv-services---bellsnew-fibetm-internet-service-now-offers-fastest-upload-speeds-in-the-market-539266571.html)</w:t>
       </w:r>
       <w:r>
         <w:t>:</w:t>
@@ -1732,12 +1747,23 @@
         <w:t xml:space="preserve"> </w:t>
       </w:r>
       <w:r>
-        <w:t>was providing three type of services as follows:</w:t>
+        <w:t xml:space="preserve">was providing three </w:t>
+      </w:r>
+      <w:proofErr w:type="gramStart"/>
+      <w:r>
+        <w:t>type</w:t>
+      </w:r>
+      <w:proofErr w:type="gramEnd"/>
+      <w:r>
+        <w:t xml:space="preserve"> of services as follows:</w:t>
       </w:r>
       <w:r>
         <w:br/>
       </w:r>
       <w:r>
+        <w:rPr>
+          <w:noProof/>
+        </w:rPr>
         <w:drawing>
           <wp:inline distT="0" distB="0" distL="0" distR="0" wp14:anchorId="53BDFD86" wp14:editId="3AB3CE9A">
             <wp:extent cx="5820587" cy="1752845"/>
@@ -1777,13 +1803,7 @@
     </w:p>
     <w:p>
       <w:r>
-        <w:t xml:space="preserve">The spectrum and technology </w:t>
-      </w:r>
-      <w:r>
-        <w:t>were</w:t>
-      </w:r>
-      <w:r>
-        <w:t xml:space="preserve"> merged into the joint venture with Bell</w:t>
+        <w:t>The spectrum and technology were merged into the joint venture with Bell</w:t>
       </w:r>
       <w:r>
         <w:t xml:space="preserve"> (which was named Sympatico </w:t>
@@ -1816,6 +1836,9 @@
     <w:p/>
     <w:p>
       <w:r>
+        <w:rPr>
+          <w:noProof/>
+        </w:rPr>
         <w:drawing>
           <wp:inline distT="0" distB="0" distL="0" distR="0" wp14:anchorId="150A584B" wp14:editId="48E9EC78">
             <wp:extent cx="5696745" cy="1781424"/>
@@ -2018,7 +2041,15 @@
     <w:p>
       <w:r>
         <w:lastRenderedPageBreak/>
-        <w:t>In April, 2007, Project Chapleau concluded without a reason being given. The Project Chapleau office (The Chapleau Innovation Centre) was converted into a public internet access point, with job search and community networking facilities</w:t>
+        <w:t xml:space="preserve">In </w:t>
+      </w:r>
+      <w:proofErr w:type="gramStart"/>
+      <w:r>
+        <w:t>April,</w:t>
+      </w:r>
+      <w:proofErr w:type="gramEnd"/>
+      <w:r>
+        <w:t xml:space="preserve"> 2007, Project Chapleau concluded without a reason being given. The Project Chapleau office (The Chapleau Innovation Centre) was converted into a public internet access point, with job search and community networking facilities</w:t>
       </w:r>
       <w:r>
         <w:t xml:space="preserve"> (</w:t>
@@ -2056,7 +2087,11 @@
         <w:t>)</w:t>
       </w:r>
       <w:r>
-        <w:t>: In 2025,</w:t>
+        <w:t xml:space="preserve">: In </w:t>
+      </w:r>
+      <w:proofErr w:type="gramStart"/>
+      <w:r>
+        <w:t>2025,</w:t>
       </w:r>
       <w:r>
         <w:t xml:space="preserve"> </w:t>
@@ -2065,7 +2100,11 @@
         <w:t xml:space="preserve"> </w:t>
       </w:r>
       <w:r>
-        <w:t>Xplore Inc., a Canadian-based internet provider, announced the launch of 5G Ultra, a new generation of wireless home Internet.</w:t>
+        <w:t>Xplore</w:t>
+      </w:r>
+      <w:proofErr w:type="gramEnd"/>
+      <w:r>
+        <w:t xml:space="preserve"> Inc., a Canadian-based internet provider, announced the launch of 5G Ultra, a new generation of wireless home Internet.</w:t>
       </w:r>
       <w:r>
         <w:t xml:space="preserve"> </w:t>
@@ -2080,7 +2119,15 @@
         <w:t xml:space="preserve">echnology </w:t>
       </w:r>
       <w:r>
-        <w:t xml:space="preserve">works similar to 5G cellular networks. The signals are </w:t>
+        <w:t xml:space="preserve">works </w:t>
+      </w:r>
+      <w:proofErr w:type="gramStart"/>
+      <w:r>
+        <w:t>similar to</w:t>
+      </w:r>
+      <w:proofErr w:type="gramEnd"/>
+      <w:r>
+        <w:t xml:space="preserve"> 5G cellular networks. The signals are </w:t>
       </w:r>
       <w:r>
         <w:t>transmitted</w:t>
@@ -2097,6 +2144,9 @@
     </w:p>
     <w:p>
       <w:r>
+        <w:rPr>
+          <w:noProof/>
+        </w:rPr>
         <w:drawing>
           <wp:inline distT="0" distB="0" distL="0" distR="0" wp14:anchorId="04597A56" wp14:editId="4B0DC9AB">
             <wp:extent cx="5943600" cy="3639185"/>
@@ -2154,10 +2204,7 @@
         <w:t xml:space="preserve">5G </w:t>
       </w:r>
       <w:r>
-        <w:t>Schematic Diagram</w:t>
-      </w:r>
-      <w:r>
-        <w:t xml:space="preserve"> (</w:t>
+        <w:t>Schematic Diagram (</w:t>
       </w:r>
       <w:hyperlink r:id="rId32" w:history="1">
         <w:r>
@@ -2268,10 +2315,18 @@
         <w:t>114</w:t>
       </w:r>
       <w:r>
-        <w:t xml:space="preserve"> kbit/s</w:t>
-      </w:r>
-      <w:r>
-        <w:t xml:space="preserve">,  and EDGS was limited to 384 </w:t>
+        <w:t xml:space="preserve"> kbit/</w:t>
+      </w:r>
+      <w:proofErr w:type="gramStart"/>
+      <w:r>
+        <w:t>s</w:t>
+      </w:r>
+      <w:r>
+        <w:t>,  and</w:t>
+      </w:r>
+      <w:proofErr w:type="gramEnd"/>
+      <w:r>
+        <w:t xml:space="preserve"> EDGS was limited to 384 </w:t>
       </w:r>
       <w:r>
         <w:t>kbit/s</w:t>
@@ -2285,11 +2340,16 @@
       <w:r>
         <w:t>https://en.wikipedia.org/wiki/EDGE_(telecommunication)</w:t>
       </w:r>
+      <w:proofErr w:type="gramStart"/>
       <w:r>
         <w:t xml:space="preserve">),  </w:t>
       </w:r>
       <w:r>
-        <w:t xml:space="preserve">which is only about four times the </w:t>
+        <w:t>which</w:t>
+      </w:r>
+      <w:proofErr w:type="gramEnd"/>
+      <w:r>
+        <w:t xml:space="preserve"> is only about four times the </w:t>
       </w:r>
       <w:r>
         <w:t>speed of dial-up.</w:t>
@@ -2435,16 +2495,7 @@
         <w:t xml:space="preserve"> </w:t>
       </w:r>
       <w:r>
-        <w:t>(</w:t>
-      </w:r>
-      <w:r>
-        <w:t>https://en.wikipedia.org/wiki/Telecommunications_Act_%28Canada%29</w:t>
-      </w:r>
-      <w:r>
-        <w:t>):</w:t>
-      </w:r>
-      <w:r>
-        <w:t>The Telecommunications</w:t>
+        <w:t>(https://en.wikipedia.org/wiki/Telecommunications_Act_%28Canada%29):The Telecommunications</w:t>
       </w:r>
       <w:r>
         <w:rPr>
@@ -2519,22 +2570,13 @@
         <w:t xml:space="preserve"> </w:t>
       </w:r>
       <w:r>
-        <w:t>(</w:t>
-      </w:r>
-      <w:r>
-        <w:t>https://en.wikipedia.org/wiki/Personal_Information_Protection_and_Electronic_Documents_Act</w:t>
-      </w:r>
-      <w:r>
-        <w:t>):</w:t>
+        <w:t>(https://en.wikipedia.org/wiki/Personal_Information_Protection_and_Electronic_Documents_Act):</w:t>
       </w:r>
       <w:r>
         <w:t xml:space="preserve"> </w:t>
       </w:r>
       <w:r>
-        <w:t>Personal Information Protection and Electronic Documents Act (PIPEDA</w:t>
-      </w:r>
-      <w:r>
-        <w:t>)</w:t>
+        <w:t>Personal Information Protection and Electronic Documents Act (PIPEDA)</w:t>
       </w:r>
       <w:r>
         <w:t xml:space="preserve"> </w:t>
@@ -2692,9 +2734,6 @@
           <w:ilvl w:val="0"/>
           <w:numId w:val="21"/>
         </w:numPr>
-        <w:rPr>
-          <w:rFonts w:hint="cs"/>
-        </w:rPr>
       </w:pPr>
       <w:r>
         <w:rPr>
@@ -2713,9 +2752,6 @@
           <w:ilvl w:val="0"/>
           <w:numId w:val="21"/>
         </w:numPr>
-        <w:rPr>
-          <w:rFonts w:hint="cs"/>
-        </w:rPr>
       </w:pPr>
       <w:r>
         <w:rPr>
@@ -2733,9 +2769,6 @@
           <w:ilvl w:val="0"/>
           <w:numId w:val="21"/>
         </w:numPr>
-        <w:rPr>
-          <w:rFonts w:hint="cs"/>
-        </w:rPr>
       </w:pPr>
       <w:r>
         <w:rPr>
@@ -2750,9 +2783,6 @@
           <w:ilvl w:val="0"/>
           <w:numId w:val="21"/>
         </w:numPr>
-        <w:rPr>
-          <w:rFonts w:hint="cs"/>
-        </w:rPr>
       </w:pPr>
       <w:r>
         <w:rPr>
@@ -2854,8 +2884,13 @@
       <w:r>
         <w:t xml:space="preserve">): </w:t>
       </w:r>
-      <w:r>
-        <w:t xml:space="preserve">In December 21, 2026, CRTC </w:t>
+      <w:proofErr w:type="gramStart"/>
+      <w:r>
+        <w:t>In</w:t>
+      </w:r>
+      <w:proofErr w:type="gramEnd"/>
+      <w:r>
+        <w:t xml:space="preserve"> December 21, 2026, CRTC </w:t>
       </w:r>
       <w:r>
         <w:t>recognized the</w:t>
@@ -2900,13 +2935,7 @@
         <w:t>The Internet Code</w:t>
       </w:r>
       <w:r>
-        <w:t>(</w:t>
-      </w:r>
-      <w:r>
-        <w:t>https://crtc.gc.ca/eng/archive/2019/2019-269.htm</w:t>
-      </w:r>
-      <w:r>
-        <w:t xml:space="preserve">): </w:t>
+        <w:t xml:space="preserve">(https://crtc.gc.ca/eng/archive/2019/2019-269.htm): </w:t>
       </w:r>
       <w:r>
         <w:t xml:space="preserve">This code was established by the </w:t>
@@ -2957,21 +2986,7 @@
           <w:i/>
           <w:iCs/>
         </w:rPr>
-        <w:t xml:space="preserve"> (</w:t>
-      </w:r>
-      <w:r>
-        <w:rPr>
-          <w:i/>
-          <w:iCs/>
-        </w:rPr>
-        <w:t>https://www.canada.ca/en/employment-social-development/programs/accessible-canada.html</w:t>
-      </w:r>
-      <w:r>
-        <w:rPr>
-          <w:i/>
-          <w:iCs/>
-        </w:rPr>
-        <w:t>):</w:t>
+        <w:t xml:space="preserve"> (https://www.canada.ca/en/employment-social-development/programs/accessible-canada.html):</w:t>
       </w:r>
       <w:r>
         <w:rPr>
@@ -3042,16 +3057,7 @@
         <w:t xml:space="preserve">the standard </w:t>
       </w:r>
       <w:r>
-        <w:t>CAN/ASC - EN 301 549</w:t>
-      </w:r>
-      <w:r>
-        <w:t>(</w:t>
-      </w:r>
-      <w:r>
-        <w:t>https://accessible.canada.ca/creating-accessibility-standards/canasc-en-301-5492024-accessibility-requirements-ict-products-and-services</w:t>
-      </w:r>
-      <w:r>
-        <w:t>)</w:t>
+        <w:t>CAN/ASC - EN 301 549(https://accessible.canada.ca/creating-accessibility-standards/canasc-en-301-5492024-accessibility-requirements-ict-products-and-services)</w:t>
       </w:r>
       <w:r>
         <w:t>.</w:t>
@@ -3167,9 +3173,6 @@
           <w:ilvl w:val="0"/>
           <w:numId w:val="26"/>
         </w:numPr>
-        <w:rPr>
-          <w:rFonts w:hint="cs"/>
-        </w:rPr>
       </w:pPr>
       <w:r>
         <w:rPr>
@@ -3187,9 +3190,6 @@
           <w:ilvl w:val="0"/>
           <w:numId w:val="26"/>
         </w:numPr>
-        <w:rPr>
-          <w:rFonts w:hint="cs"/>
-        </w:rPr>
       </w:pPr>
       <w:r>
         <w:rPr>
@@ -3207,9 +3207,6 @@
           <w:ilvl w:val="0"/>
           <w:numId w:val="26"/>
         </w:numPr>
-        <w:rPr>
-          <w:rFonts w:hint="cs"/>
-        </w:rPr>
       </w:pPr>
       <w:r>
         <w:rPr>
@@ -7872,6 +7869,7 @@
   <w:style w:type="character" w:default="1" w:styleId="DefaultParagraphFont">
     <w:name w:val="Default Paragraph Font"/>
     <w:uiPriority w:val="1"/>
+    <w:semiHidden/>
     <w:unhideWhenUsed/>
   </w:style>
   <w:style w:type="table" w:default="1" w:styleId="TableNormal">

--- a/research/Hitory.docx
+++ b/research/Hitory.docx
@@ -189,13 +189,8 @@
       <w:r>
         <w:t xml:space="preserve">about mid-1980s. These networks were not connected to the ARPANET or </w:t>
       </w:r>
-      <w:proofErr w:type="gramStart"/>
-      <w:r>
-        <w:t>NSFNET(</w:t>
-      </w:r>
-      <w:proofErr w:type="gramEnd"/>
-      <w:r>
-        <w:t>backbone of the Internet)</w:t>
+      <w:r>
+        <w:t>NSFNET(backbone of the Internet)</w:t>
       </w:r>
       <w:r>
         <w:t xml:space="preserve">. These where </w:t>
@@ -214,14 +209,12 @@
       </w:r>
     </w:p>
     <w:p>
-      <w:proofErr w:type="gramStart"/>
       <w:r>
         <w:t>Video:</w:t>
       </w:r>
       <w:r>
         <w:t>https://www.youtube.com/watch?v=vjMUe7hkwRs&amp;t=11s</w:t>
       </w:r>
-      <w:proofErr w:type="gramEnd"/>
     </w:p>
     <w:p>
       <w:pPr>
@@ -332,23 +325,7 @@
         <w:t>held in Toronto at Ryerson Polytechnic Institute in November 1983</w:t>
       </w:r>
       <w:r>
-        <w:t xml:space="preserve"> to build a network </w:t>
-      </w:r>
-      <w:proofErr w:type="gramStart"/>
-      <w:r>
-        <w:t>similar to</w:t>
-      </w:r>
-      <w:proofErr w:type="gramEnd"/>
-      <w:r>
-        <w:t xml:space="preserve"> </w:t>
-      </w:r>
-      <w:proofErr w:type="gramStart"/>
-      <w:r>
-        <w:t>BITNET ,</w:t>
-      </w:r>
-      <w:proofErr w:type="gramEnd"/>
-      <w:r>
-        <w:t xml:space="preserve"> in U.S., to </w:t>
+        <w:t xml:space="preserve"> to build a network similar to BITNET , in U.S., to </w:t>
       </w:r>
       <w:r>
         <w:t>context</w:t>
@@ -386,7 +363,6 @@
       </w:r>
     </w:p>
     <w:p>
-      <w:proofErr w:type="gramStart"/>
       <w:r>
         <w:rPr>
           <w:b/>
@@ -401,7 +377,6 @@
         </w:rPr>
         <w:t>(</w:t>
       </w:r>
-      <w:proofErr w:type="gramEnd"/>
       <w:r>
         <w:rPr>
           <w:b/>
@@ -450,15 +425,7 @@
       </w:r>
       <w:r>
         <w:lastRenderedPageBreak/>
-        <w:t xml:space="preserve">called </w:t>
-      </w:r>
-      <w:proofErr w:type="gramStart"/>
-      <w:r>
-        <w:t>NSFNET,  to</w:t>
-      </w:r>
-      <w:proofErr w:type="gramEnd"/>
-      <w:r>
-        <w:t xml:space="preserve"> facilitate access by researchers to the supercomputing centers. NSFNET applied TCP/IP protocols which was initially deployed successfully by ARPANET. NSFNET became the </w:t>
+        <w:t xml:space="preserve">called NSFNET,  to facilitate access by researchers to the supercomputing centers. NSFNET applied TCP/IP protocols which was initially deployed successfully by ARPANET. NSFNET became the </w:t>
       </w:r>
       <w:r>
         <w:t xml:space="preserve">Internet </w:t>
@@ -530,11 +497,7 @@
         <w:t>:</w:t>
       </w:r>
       <w:r>
-        <w:t>(</w:t>
-      </w:r>
-      <w:proofErr w:type="gramStart"/>
-      <w:r>
-        <w:t xml:space="preserve">https://www.canarie.ca/a-birthday-for-canadas-internet/) </w:t>
+        <w:t xml:space="preserve">(https://www.canarie.ca/a-birthday-for-canadas-internet/) </w:t>
       </w:r>
       <w:r>
         <w:rPr>
@@ -544,75 +507,58 @@
         <w:t xml:space="preserve"> </w:t>
       </w:r>
       <w:r>
+        <w:t xml:space="preserve"> In 1989, the group that managed NetNorth decided to apply the TCP/IP standard, which was introduced in the US by </w:t>
+      </w:r>
+      <w:r>
+        <w:t>ARPA (Advanced Research Projects Agency)</w:t>
+      </w:r>
+      <w:r>
+        <w:t xml:space="preserve"> in 1980.</w:t>
+      </w:r>
+      <w:r>
+        <w:t xml:space="preserve"> The motivation behind it was to </w:t>
+      </w:r>
+      <w:r>
+        <w:t>have</w:t>
+      </w:r>
+      <w:r>
+        <w:t xml:space="preserve"> high speed networks with the goal of establishing links between</w:t>
+      </w:r>
+      <w:r>
         <w:t xml:space="preserve"> </w:t>
       </w:r>
-      <w:proofErr w:type="gramEnd"/>
-      <w:r>
-        <w:t xml:space="preserve">In 1989, the group that managed NetNorth decided to apply the TCP/IP standard, which was introduced in the US by </w:t>
-      </w:r>
-      <w:r>
-        <w:t>ARPA (Advanced Research Projects Agency)</w:t>
-      </w:r>
-      <w:r>
-        <w:t xml:space="preserve"> in 1980.</w:t>
-      </w:r>
-      <w:r>
-        <w:t xml:space="preserve"> The motivation behind it was to </w:t>
-      </w:r>
-      <w:r>
-        <w:t>have</w:t>
-      </w:r>
-      <w:r>
-        <w:t xml:space="preserve"> high speed networks with the goal of establishing links between</w:t>
+      <w:r>
+        <w:t>their</w:t>
+      </w:r>
+      <w:r>
+        <w:t xml:space="preserve"> networks and</w:t>
+      </w:r>
+      <w:r>
+        <w:t xml:space="preserve"> provincial networks, that </w:t>
+      </w:r>
+      <w:r>
+        <w:t>some of</w:t>
+      </w:r>
+      <w:r>
+        <w:t xml:space="preserve"> them had already implemented TCP/IP, </w:t>
       </w:r>
       <w:r>
         <w:t xml:space="preserve"> </w:t>
       </w:r>
       <w:r>
-        <w:t>their</w:t>
-      </w:r>
-      <w:r>
-        <w:t xml:space="preserve"> networks and</w:t>
-      </w:r>
-      <w:r>
-        <w:t xml:space="preserve"> provincial networks, that </w:t>
-      </w:r>
-      <w:r>
-        <w:t>some of</w:t>
-      </w:r>
-      <w:r>
-        <w:t xml:space="preserve"> them had already implemented TCP/</w:t>
-      </w:r>
-      <w:proofErr w:type="gramStart"/>
-      <w:r>
-        <w:t xml:space="preserve">IP, </w:t>
+        <w:t xml:space="preserve">as well as connection to some other </w:t>
+      </w:r>
+      <w:r>
+        <w:t xml:space="preserve">external networks, </w:t>
+      </w:r>
+      <w:r>
+        <w:t xml:space="preserve">including </w:t>
       </w:r>
       <w:r>
         <w:t xml:space="preserve"> </w:t>
       </w:r>
       <w:r>
-        <w:t>as</w:t>
-      </w:r>
-      <w:proofErr w:type="gramEnd"/>
-      <w:r>
-        <w:t xml:space="preserve"> well as connection to some other </w:t>
-      </w:r>
-      <w:r>
-        <w:t xml:space="preserve">external networks, </w:t>
-      </w:r>
-      <w:proofErr w:type="gramStart"/>
-      <w:r>
-        <w:t xml:space="preserve">including </w:t>
-      </w:r>
-      <w:r>
-        <w:t xml:space="preserve"> </w:t>
-      </w:r>
-      <w:r>
-        <w:t>ARPANET</w:t>
-      </w:r>
-      <w:proofErr w:type="gramEnd"/>
-      <w:r>
-        <w:t xml:space="preserve"> </w:t>
+        <w:t xml:space="preserve">ARPANET </w:t>
       </w:r>
       <w:r>
         <w:t xml:space="preserve"> and later </w:t>
@@ -818,7 +764,6 @@
       </w:r>
     </w:p>
     <w:p>
-      <w:proofErr w:type="gramStart"/>
       <w:r>
         <w:rPr>
           <w:b/>
@@ -826,7 +771,6 @@
         </w:rPr>
         <w:t>UUNET(</w:t>
       </w:r>
-      <w:proofErr w:type="gramEnd"/>
       <w:r>
         <w:rPr>
           <w:b/>
@@ -875,22 +819,14 @@
         <w:t xml:space="preserve">. </w:t>
       </w:r>
       <w:r>
-        <w:t xml:space="preserve">UUNET </w:t>
-      </w:r>
-      <w:proofErr w:type="gramStart"/>
-      <w:r>
-        <w:t xml:space="preserve">Technologies, </w:t>
+        <w:t xml:space="preserve">UUNET Technologies, </w:t>
       </w:r>
       <w:r>
         <w:t xml:space="preserve"> </w:t>
       </w:r>
       <w:r>
         <w:lastRenderedPageBreak/>
-        <w:t>constructed</w:t>
-      </w:r>
-      <w:proofErr w:type="gramEnd"/>
-      <w:r>
-        <w:t xml:space="preserve"> its own network called AlterNet, and UUNET Canada gained access to this network. Later UUNET </w:t>
+        <w:t xml:space="preserve">constructed its own network called AlterNet, and UUNET Canada gained access to this network. Later UUNET </w:t>
       </w:r>
       <w:r>
         <w:t xml:space="preserve">Canada </w:t>
@@ -1025,15 +961,7 @@
         </w:r>
       </w:hyperlink>
       <w:r>
-        <w:t xml:space="preserve"> as its CEO. Netcom Canada boasted a Canada-wide </w:t>
-      </w:r>
-      <w:proofErr w:type="gramStart"/>
-      <w:r>
-        <w:t>network, and</w:t>
-      </w:r>
-      <w:proofErr w:type="gramEnd"/>
-      <w:r>
-        <w:t xml:space="preserve"> allowed U.S. Netcom customers to access their Internet accounts via their network using either NetCruiser or any PPP dialer.</w:t>
+        <w:t> as its CEO. Netcom Canada boasted a Canada-wide network, and allowed U.S. Netcom customers to access their Internet accounts via their network using either NetCruiser or any PPP dialer.</w:t>
       </w:r>
     </w:p>
     <w:p/>
@@ -1068,7 +996,6 @@
       </w:r>
     </w:p>
     <w:p>
-      <w:proofErr w:type="gramStart"/>
       <w:r>
         <w:rPr>
           <w:b/>
@@ -1081,28 +1008,11 @@
           <w:b/>
           <w:bCs/>
         </w:rPr>
+        <w:t>(Bell Canada)</w:t>
+      </w:r>
+      <w:r>
         <w:t>(</w:t>
       </w:r>
-      <w:proofErr w:type="gramEnd"/>
-      <w:r>
-        <w:rPr>
-          <w:b/>
-          <w:bCs/>
-        </w:rPr>
-        <w:t xml:space="preserve">Bell </w:t>
-      </w:r>
-      <w:proofErr w:type="gramStart"/>
-      <w:r>
-        <w:rPr>
-          <w:b/>
-          <w:bCs/>
-        </w:rPr>
-        <w:t>Canada)</w:t>
-      </w:r>
-      <w:r>
-        <w:t>(</w:t>
-      </w:r>
-      <w:proofErr w:type="gramEnd"/>
       <w:r>
         <w:t>https://en.wikipedia.org/wiki/Bell_Internet</w:t>
       </w:r>
@@ -1747,15 +1657,7 @@
         <w:t xml:space="preserve"> </w:t>
       </w:r>
       <w:r>
-        <w:t xml:space="preserve">was providing three </w:t>
-      </w:r>
-      <w:proofErr w:type="gramStart"/>
-      <w:r>
-        <w:t>type</w:t>
-      </w:r>
-      <w:proofErr w:type="gramEnd"/>
-      <w:r>
-        <w:t xml:space="preserve"> of services as follows:</w:t>
+        <w:t>was providing three type of services as follows:</w:t>
       </w:r>
       <w:r>
         <w:br/>
@@ -2041,15 +1943,7 @@
     <w:p>
       <w:r>
         <w:lastRenderedPageBreak/>
-        <w:t xml:space="preserve">In </w:t>
-      </w:r>
-      <w:proofErr w:type="gramStart"/>
-      <w:r>
-        <w:t>April,</w:t>
-      </w:r>
-      <w:proofErr w:type="gramEnd"/>
-      <w:r>
-        <w:t xml:space="preserve"> 2007, Project Chapleau concluded without a reason being given. The Project Chapleau office (The Chapleau Innovation Centre) was converted into a public internet access point, with job search and community networking facilities</w:t>
+        <w:t>In April, 2007, Project Chapleau concluded without a reason being given. The Project Chapleau office (The Chapleau Innovation Centre) was converted into a public internet access point, with job search and community networking facilities</w:t>
       </w:r>
       <w:r>
         <w:t xml:space="preserve"> (</w:t>
@@ -2087,11 +1981,7 @@
         <w:t>)</w:t>
       </w:r>
       <w:r>
-        <w:t xml:space="preserve">: In </w:t>
-      </w:r>
-      <w:proofErr w:type="gramStart"/>
-      <w:r>
-        <w:t>2025,</w:t>
+        <w:t>: In 2025,</w:t>
       </w:r>
       <w:r>
         <w:t xml:space="preserve"> </w:t>
@@ -2100,11 +1990,7 @@
         <w:t xml:space="preserve"> </w:t>
       </w:r>
       <w:r>
-        <w:t>Xplore</w:t>
-      </w:r>
-      <w:proofErr w:type="gramEnd"/>
-      <w:r>
-        <w:t xml:space="preserve"> Inc., a Canadian-based internet provider, announced the launch of 5G Ultra, a new generation of wireless home Internet.</w:t>
+        <w:t>Xplore Inc., a Canadian-based internet provider, announced the launch of 5G Ultra, a new generation of wireless home Internet.</w:t>
       </w:r>
       <w:r>
         <w:t xml:space="preserve"> </w:t>
@@ -2119,15 +2005,7 @@
         <w:t xml:space="preserve">echnology </w:t>
       </w:r>
       <w:r>
-        <w:t xml:space="preserve">works </w:t>
-      </w:r>
-      <w:proofErr w:type="gramStart"/>
-      <w:r>
-        <w:t>similar to</w:t>
-      </w:r>
-      <w:proofErr w:type="gramEnd"/>
-      <w:r>
-        <w:t xml:space="preserve"> 5G cellular networks. The signals are </w:t>
+        <w:t xml:space="preserve">works similar to 5G cellular networks. The signals are </w:t>
       </w:r>
       <w:r>
         <w:t>transmitted</w:t>
@@ -2315,18 +2193,10 @@
         <w:t>114</w:t>
       </w:r>
       <w:r>
-        <w:t xml:space="preserve"> kbit/</w:t>
-      </w:r>
-      <w:proofErr w:type="gramStart"/>
-      <w:r>
-        <w:t>s</w:t>
-      </w:r>
-      <w:r>
-        <w:t>,  and</w:t>
-      </w:r>
-      <w:proofErr w:type="gramEnd"/>
-      <w:r>
-        <w:t xml:space="preserve"> EDGS was limited to 384 </w:t>
+        <w:t xml:space="preserve"> kbit/s</w:t>
+      </w:r>
+      <w:r>
+        <w:t xml:space="preserve">,  and EDGS was limited to 384 </w:t>
       </w:r>
       <w:r>
         <w:t>kbit/s</w:t>
@@ -2340,16 +2210,11 @@
       <w:r>
         <w:t>https://en.wikipedia.org/wiki/EDGE_(telecommunication)</w:t>
       </w:r>
-      <w:proofErr w:type="gramStart"/>
       <w:r>
         <w:t xml:space="preserve">),  </w:t>
       </w:r>
       <w:r>
-        <w:t>which</w:t>
-      </w:r>
-      <w:proofErr w:type="gramEnd"/>
-      <w:r>
-        <w:t xml:space="preserve"> is only about four times the </w:t>
+        <w:t xml:space="preserve">which is only about four times the </w:t>
       </w:r>
       <w:r>
         <w:t>speed of dial-up.</w:t>
@@ -2884,13 +2749,8 @@
       <w:r>
         <w:t xml:space="preserve">): </w:t>
       </w:r>
-      <w:proofErr w:type="gramStart"/>
-      <w:r>
-        <w:t>In</w:t>
-      </w:r>
-      <w:proofErr w:type="gramEnd"/>
-      <w:r>
-        <w:t xml:space="preserve"> December 21, 2026, CRTC </w:t>
+      <w:r>
+        <w:t xml:space="preserve">In December 21, 2026, CRTC </w:t>
       </w:r>
       <w:r>
         <w:t>recognized the</w:t>
@@ -2924,6 +2784,14 @@
       </w:r>
       <w:r>
         <w:t>.</w:t>
+      </w:r>
+    </w:p>
+    <w:p>
+      <w:r>
+        <w:t xml:space="preserve">Video: </w:t>
+      </w:r>
+      <w:r>
+        <w:t>https://www.youtube.com/watch?v=fO7eZKT89rw&amp;t=30s</w:t>
       </w:r>
     </w:p>
     <w:p>
@@ -3088,7 +2956,6 @@
           <w:b/>
           <w:bCs/>
         </w:rPr>
-        <w:lastRenderedPageBreak/>
         <w:t>Online Streaming Act</w:t>
       </w:r>
       <w:r>
@@ -3264,6 +3131,113 @@
       </w:pPr>
     </w:p>
     <w:p>
+      <w:r>
+        <w:t>Figma link:</w:t>
+      </w:r>
+    </w:p>
+    <w:p>
+      <w:hyperlink r:id="rId54" w:history="1">
+        <w:r>
+          <w:rPr>
+            <w:rStyle w:val="Hyperlink"/>
+          </w:rPr>
+          <w:t>https://www.figma.com/proto/o7SXnsf0WmcbUzvriYqwVi/Untitled?node-id=85-2553&amp;p=f&amp;t=ULrLgc60bsftUWqw-0&amp;scaling=min-zoom&amp;content-scaling=fixed&amp;page-id=0%3A1&amp;starting-point-node-id=64%3A2240&amp;show-proto-sidebar=1</w:t>
+        </w:r>
+      </w:hyperlink>
+    </w:p>
+    <w:p>
+      <w:r>
+        <w:t>Responsive:</w:t>
+      </w:r>
+      <w:r>
+        <w:br/>
+        <w:t>desktop: 1140*960</w:t>
+      </w:r>
+    </w:p>
+    <w:p>
+      <w:r>
+        <w:t>Mobile: 402*874</w:t>
+      </w:r>
+    </w:p>
+    <w:p>
+      <w:r>
+        <w:t>Tablet: 744*1133</w:t>
+      </w:r>
+    </w:p>
+    <w:p/>
+    <w:p>
+      <w:r>
+        <w:t>Google form:</w:t>
+      </w:r>
+      <w:r>
+        <w:br/>
+      </w:r>
+      <w:hyperlink r:id="rId55" w:history="1">
+        <w:r>
+          <w:rPr>
+            <w:rStyle w:val="Hyperlink"/>
+          </w:rPr>
+          <w:t>https://docs.google.com/forms/d/e/1FAIpQLSe-6YZG0YfqtuRj8f7WqOG7zmbj_ZQK7JGOUw--tX5C9TuvKA/viewform?usp=dialog</w:t>
+        </w:r>
+      </w:hyperlink>
+      <w:r>
+        <w:br/>
+      </w:r>
+      <w:r>
+        <w:br/>
+        <w:t>vis-timeline:</w:t>
+      </w:r>
+      <w:r>
+        <w:br/>
+      </w:r>
+      <w:r>
+        <w:t xml:space="preserve">I installed </w:t>
+      </w:r>
+      <w:r>
+        <w:t xml:space="preserve"> </w:t>
+      </w:r>
+      <w:r>
+        <w:t>the</w:t>
+      </w:r>
+      <w:r>
+        <w:t xml:space="preserve"> npm package and copied the  umd(universal module definition) folder</w:t>
+      </w:r>
+      <w:r>
+        <w:t xml:space="preserve"> (standalone version of the library)</w:t>
+      </w:r>
+      <w:r>
+        <w:t xml:space="preserve"> to my project in the lib folder so I embed it</w:t>
+      </w:r>
+      <w:r>
+        <w:t xml:space="preserve"> in index.html directly without  needing to use a bundler.</w:t>
+      </w:r>
+    </w:p>
+    <w:p/>
+    <w:p>
+      <w:r>
+        <w:t>Logo is taken feon gemini:</w:t>
+      </w:r>
+      <w:r>
+        <w:br/>
+      </w:r>
+      <w:hyperlink r:id="rId56" w:history="1">
+        <w:r>
+          <w:rPr>
+            <w:rStyle w:val="Hyperlink"/>
+          </w:rPr>
+          <w:t>https://gemini.google.com/share/ca342016a9b2</w:t>
+        </w:r>
+      </w:hyperlink>
+    </w:p>
+    <w:p>
+      <w:hyperlink r:id="rId57" w:history="1">
+        <w:r>
+          <w:rPr>
+            <w:rStyle w:val="Hyperlink"/>
+          </w:rPr>
+          <w:t>https://gemini.google.com/share/575b3c0da950</w:t>
+        </w:r>
+      </w:hyperlink>
       <w:r>
         <w:br/>
       </w:r>

--- a/research/Hitory.docx
+++ b/research/Hitory.docx
@@ -297,7 +297,10 @@
           <w:rPr>
             <w:rStyle w:val="Hyperlink"/>
           </w:rPr>
-          <w:t>https://www.canarie.ca/wp-content/uploads/2021/02/Publication-A-Nation-Goes-Online.pdf) universities</w:t>
+          <w:t>https://www.canarie.ca/wp-content/uploads/2021/02/Publication-A-Nation-Goes-Online.pdf)</w:t>
+        </w:r>
+        <w:r>
+          <w:t xml:space="preserve"> universities</w:t>
         </w:r>
       </w:hyperlink>
       <w:r>
@@ -927,17 +930,7 @@
         <w:t xml:space="preserve"> </w:t>
       </w:r>
       <w:r>
-        <w:t>In</w:t>
-      </w:r>
-      <w:r>
-        <w:rPr>
-          <w:b/>
-          <w:bCs/>
-        </w:rPr>
-        <w:t xml:space="preserve"> </w:t>
-      </w:r>
-      <w:r>
-        <w:t>1995, In December 1995, Netcom Canada, a subsidiary of Netcom On-line, was launched in </w:t>
+        <w:t>In December 1995, Netcom Canada, a subsidiary of Netcom On-line, was launched in </w:t>
       </w:r>
       <w:hyperlink r:id="rId10" w:tooltip="Toronto" w:history="1">
         <w:r>
@@ -1019,26 +1012,6 @@
       <w:r>
         <w:t xml:space="preserve">): </w:t>
       </w:r>
-      <w:r>
-        <w:t xml:space="preserve">Sympatico was launched on November 29, </w:t>
-      </w:r>
-      <w:r>
-        <w:t>1995. Sympatico</w:t>
-      </w:r>
-      <w:r>
-        <w:t xml:space="preserve"> changed its name to Bell </w:t>
-      </w:r>
-      <w:r>
-        <w:t xml:space="preserve">Canada </w:t>
-      </w:r>
-      <w:r>
-        <w:t>on August 8, 2008</w:t>
-      </w:r>
-      <w:r>
-        <w:t xml:space="preserve">. </w:t>
-      </w:r>
-    </w:p>
-    <w:p>
       <w:r>
         <w:t>Sympatico started DSL services in 1997(</w:t>
       </w:r>
@@ -1078,147 +1051,224 @@
       <w:r>
         <w:t xml:space="preserve">. </w:t>
       </w:r>
-    </w:p>
-    <w:p>
-      <w:r>
-        <w:rPr>
-          <w:b/>
-          <w:bCs/>
-        </w:rPr>
-        <w:t>Telus</w:t>
-      </w:r>
-      <w:r>
-        <w:t>(https://assets.ctfassets.net/fltupc9ltp8m/5nrtxy6gcUJ6lwdjN5nS09/5f942c1f4e89a0a31066e3cc12a51dfd/_SIA-4j__Issue_Date__Aug._22__1997_)</w:t>
-      </w:r>
-      <w:r>
-        <w:t>:</w:t>
-      </w:r>
-      <w:r>
-        <w:t xml:space="preserve"> </w:t>
-      </w:r>
-      <w:r>
-        <w:t xml:space="preserve">In 1997, </w:t>
-      </w:r>
-      <w:r>
-        <w:t xml:space="preserve">Telus started announced a plan to provide DSL </w:t>
-      </w:r>
-      <w:r>
-        <w:t>services</w:t>
-      </w:r>
-      <w:r>
-        <w:t xml:space="preserve"> over the </w:t>
-      </w:r>
-      <w:r>
-        <w:t>existing telephone loops having metallic continuity, to provide simultaneous voice and data capability between the subscriber and the serving central office.</w:t>
-      </w:r>
-    </w:p>
-    <w:p>
-      <w:pPr>
-        <w:rPr>
-          <w:b/>
-          <w:bCs/>
-        </w:rPr>
-      </w:pPr>
-    </w:p>
-    <w:p>
-      <w:pPr>
-        <w:rPr>
-          <w:b/>
-          <w:bCs/>
-        </w:rPr>
-      </w:pPr>
-    </w:p>
-    <w:p>
-      <w:pPr>
-        <w:rPr>
-          <w:b/>
-          <w:bCs/>
-        </w:rPr>
-      </w:pPr>
-    </w:p>
-    <w:p>
-      <w:pPr>
-        <w:rPr>
-          <w:b/>
-          <w:bCs/>
-        </w:rPr>
-      </w:pPr>
-    </w:p>
-    <w:p>
-      <w:pPr>
-        <w:rPr>
-          <w:b/>
-          <w:bCs/>
-        </w:rPr>
-      </w:pPr>
-    </w:p>
-    <w:p>
-      <w:pPr>
-        <w:rPr>
-          <w:b/>
-          <w:bCs/>
-        </w:rPr>
-      </w:pPr>
-    </w:p>
-    <w:p>
-      <w:pPr>
-        <w:rPr>
-          <w:b/>
-          <w:bCs/>
-        </w:rPr>
-      </w:pPr>
-    </w:p>
-    <w:p>
-      <w:pPr>
-        <w:rPr>
-          <w:b/>
-          <w:bCs/>
-        </w:rPr>
-      </w:pPr>
-    </w:p>
-    <w:p>
-      <w:pPr>
-        <w:rPr>
-          <w:b/>
-          <w:bCs/>
-        </w:rPr>
-      </w:pPr>
-      <w:r>
-        <w:rPr>
-          <w:b/>
-          <w:bCs/>
-        </w:rPr>
-        <w:t>Cable Internet:</w:t>
-      </w:r>
-    </w:p>
-    <w:p>
-      <w:r>
-        <w:rPr>
-          <w:b/>
-          <w:bCs/>
-        </w:rPr>
-        <w:t xml:space="preserve">Rogers </w:t>
-      </w:r>
-      <w:r>
-        <w:t>(</w:t>
+      <w:r>
+        <w:t xml:space="preserve">Sympatico changed its name to Bell </w:t>
+      </w:r>
+      <w:r>
+        <w:t xml:space="preserve">Canada </w:t>
+      </w:r>
+      <w:r>
+        <w:t>on August 8, 2008</w:t>
+      </w:r>
+      <w:r>
+        <w:t xml:space="preserve">. </w:t>
+      </w:r>
+    </w:p>
+    <w:p/>
+    <w:p>
+      <w:r>
+        <w:t>Sympatico started DSL services in 1997(</w:t>
       </w:r>
       <w:hyperlink r:id="rId16" w:history="1">
         <w:r>
-          <w:t>https://en.wikipedia.org/wiki/Rogers_Xfinity?utm_source=chatgpt.com): In</w:t>
+          <w:rPr>
+            <w:rStyle w:val="Hyperlink"/>
+          </w:rPr>
+          <w:t>https://crtc.gc.ca/eng/archive/1999/o99-591.htm</w:t>
         </w:r>
       </w:hyperlink>
       <w:r>
-        <w:t xml:space="preserve"> 1995, </w:t>
+        <w:t xml:space="preserve">), through the </w:t>
+      </w:r>
+      <w:hyperlink r:id="rId17" w:tooltip="Nortel" w:history="1">
+        <w:r>
+          <w:t>Nortel</w:t>
+        </w:r>
+      </w:hyperlink>
+      <w:r>
+        <w:t> </w:t>
+      </w:r>
+      <w:hyperlink r:id="rId18" w:tooltip="1-Meg Modem" w:history="1">
+        <w:r>
+          <w:t>1-Meg Modem</w:t>
+        </w:r>
+      </w:hyperlink>
+      <w:r>
+        <w:t>,</w:t>
+      </w:r>
+      <w:r>
+        <w:t xml:space="preserve"> </w:t>
+      </w:r>
+      <w:r>
+        <w:t>which connected to only one computer</w:t>
+      </w:r>
+      <w:r>
+        <w:t xml:space="preserve">. </w:t>
+      </w:r>
+      <w:r>
+        <w:t xml:space="preserve">Sympatico changed its name to Bell </w:t>
+      </w:r>
+      <w:r>
+        <w:t xml:space="preserve">Canada </w:t>
+      </w:r>
+      <w:r>
+        <w:t>on August 8, 2008</w:t>
+      </w:r>
+      <w:r>
+        <w:t xml:space="preserve">. </w:t>
+      </w:r>
+    </w:p>
+    <w:p>
+      <w:r>
+        <w:rPr>
+          <w:b/>
+          <w:bCs/>
+        </w:rPr>
+        <w:t>Telus</w:t>
+      </w:r>
+      <w:r>
+        <w:t>(https://assets.ctfassets.net/fltupc9ltp8m/5nrtxy6gcUJ6lwdjN5nS09/5f942c1f4e89a0a31066e3cc12a51dfd/_SIA-4j__Issue_Date__Aug._22__1997_)</w:t>
+      </w:r>
+      <w:r>
+        <w:t>:</w:t>
+      </w:r>
+      <w:r>
+        <w:t xml:space="preserve"> </w:t>
+      </w:r>
+      <w:r>
+        <w:t xml:space="preserve">In 1997, </w:t>
+      </w:r>
+      <w:r>
+        <w:t xml:space="preserve">Telus started announced a plan to provide DSL </w:t>
+      </w:r>
+      <w:r>
+        <w:t>services</w:t>
+      </w:r>
+      <w:r>
+        <w:t xml:space="preserve"> over the </w:t>
+      </w:r>
+      <w:r>
+        <w:t>existing telephone loops having metallic continuity, to provide simultaneous voice and data capability between the subscriber and the serving central office.</w:t>
+      </w:r>
+    </w:p>
+    <w:p>
+      <w:pPr>
+        <w:rPr>
+          <w:b/>
+          <w:bCs/>
+        </w:rPr>
+      </w:pPr>
+    </w:p>
+    <w:p>
+      <w:pPr>
+        <w:rPr>
+          <w:b/>
+          <w:bCs/>
+        </w:rPr>
+      </w:pPr>
+    </w:p>
+    <w:p>
+      <w:pPr>
+        <w:rPr>
+          <w:b/>
+          <w:bCs/>
+        </w:rPr>
+      </w:pPr>
+    </w:p>
+    <w:p>
+      <w:pPr>
+        <w:rPr>
+          <w:b/>
+          <w:bCs/>
+        </w:rPr>
+      </w:pPr>
+    </w:p>
+    <w:p>
+      <w:pPr>
+        <w:rPr>
+          <w:b/>
+          <w:bCs/>
+        </w:rPr>
+      </w:pPr>
+    </w:p>
+    <w:p>
+      <w:pPr>
+        <w:rPr>
+          <w:b/>
+          <w:bCs/>
+        </w:rPr>
+      </w:pPr>
+    </w:p>
+    <w:p>
+      <w:pPr>
+        <w:rPr>
+          <w:b/>
+          <w:bCs/>
+        </w:rPr>
+      </w:pPr>
+    </w:p>
+    <w:p>
+      <w:pPr>
+        <w:rPr>
+          <w:b/>
+          <w:bCs/>
+        </w:rPr>
+      </w:pPr>
+    </w:p>
+    <w:p>
+      <w:pPr>
+        <w:rPr>
+          <w:b/>
+          <w:bCs/>
+        </w:rPr>
+      </w:pPr>
+      <w:r>
+        <w:rPr>
+          <w:b/>
+          <w:bCs/>
+        </w:rPr>
+        <w:lastRenderedPageBreak/>
+        <w:t>Cable Internet:</w:t>
+      </w:r>
+    </w:p>
+    <w:p>
+      <w:r>
+        <w:rPr>
+          <w:b/>
+          <w:bCs/>
+        </w:rPr>
+        <w:t xml:space="preserve">Rogers </w:t>
+      </w:r>
+      <w:r>
+        <w:t>(</w:t>
+      </w:r>
+      <w:hyperlink r:id="rId19" w:history="1">
+        <w:r>
+          <w:rPr>
+            <w:rStyle w:val="Hyperlink"/>
+          </w:rPr>
+          <w:t xml:space="preserve">https://en.wikipedia.org/wiki/Rogers_Xfinity?utm_source=chatgpt.com): </w:t>
+        </w:r>
+      </w:hyperlink>
+      <w:r>
+        <w:t xml:space="preserve"> 1995,</w:t>
+      </w:r>
+    </w:p>
+    <w:p>
+      <w:r>
+        <w:t xml:space="preserve">In </w:t>
+      </w:r>
+      <w:r>
+        <w:t>1995,</w:t>
+      </w:r>
+      <w:r>
+        <w:t xml:space="preserve"> </w:t>
       </w:r>
       <w:r>
         <w:t>Rogers began offering high-speed internet service</w:t>
       </w:r>
       <w:r>
-        <w:t xml:space="preserve"> with a technology named Cable Internet which was </w:t>
-      </w:r>
-      <w:r>
-        <w:lastRenderedPageBreak/>
-        <w:t xml:space="preserve">branded as </w:t>
+        <w:t xml:space="preserve"> with a technology named Cable Internet which was branded as </w:t>
       </w:r>
       <w:r>
         <w:t>Hy</w:t>
@@ -1262,7 +1312,7 @@
                     <pic:cNvPicPr/>
                   </pic:nvPicPr>
                   <pic:blipFill>
-                    <a:blip r:embed="rId17"/>
+                    <a:blip r:embed="rId20"/>
                     <a:stretch>
                       <a:fillRect/>
                     </a:stretch>
@@ -1393,7 +1443,11 @@
         <w:t xml:space="preserve"> </w:t>
       </w:r>
       <w:r>
-        <w:t xml:space="preserve">The company took the ownership of Bell Aliant in 2014, and </w:t>
+        <w:t xml:space="preserve">The </w:t>
+      </w:r>
+      <w:r>
+        <w:lastRenderedPageBreak/>
+        <w:t xml:space="preserve">company took the ownership of Bell Aliant in 2014, and </w:t>
       </w:r>
       <w:r>
         <w:t xml:space="preserve">FiberOP services are still available with speeds up to 1.5 Gbit/s </w:t>
@@ -1410,7 +1464,6 @@
         <w:rPr>
           <w:noProof/>
         </w:rPr>
-        <w:lastRenderedPageBreak/>
         <w:drawing>
           <wp:inline distT="0" distB="0" distL="0" distR="0" wp14:anchorId="18A85115" wp14:editId="23C9EA5B">
             <wp:extent cx="5943600" cy="1257300"/>
@@ -1427,7 +1480,7 @@
                     <pic:cNvPicPr/>
                   </pic:nvPicPr>
                   <pic:blipFill>
-                    <a:blip r:embed="rId18"/>
+                    <a:blip r:embed="rId21"/>
                     <a:stretch>
                       <a:fillRect/>
                     </a:stretch>
@@ -1582,6 +1635,9 @@
         <w:t xml:space="preserve"> customers in Alberta and British Columbia, giving them access to the fastest speeds in Western Canada. With symmetrical upload and download speeds of 3.0 Gbps</w:t>
       </w:r>
       <w:r>
+        <w:t xml:space="preserve">. </w:t>
+      </w:r>
+      <w:r>
         <w:t>(</w:t>
       </w:r>
       <w:r>
@@ -1612,7 +1668,7 @@
       <w:r>
         <w:t xml:space="preserve"> (</w:t>
       </w:r>
-      <w:hyperlink r:id="rId19" w:history="1">
+      <w:hyperlink r:id="rId22" w:history="1">
         <w:r>
           <w:rPr>
             <w:rStyle w:val="Hyperlink"/>
@@ -1650,97 +1706,43 @@
     </w:p>
     <w:p>
       <w:r>
+        <w:t>The spectrum and technology were merged into the joint venture with Bell</w:t>
+      </w:r>
+      <w:r>
+        <w:t xml:space="preserve"> (which was named Sympatico </w:t>
+      </w:r>
+      <w:r>
+        <w:t>before</w:t>
+      </w:r>
+      <w:r>
+        <w:t xml:space="preserve"> 2008)</w:t>
+      </w:r>
+      <w:r>
+        <w:t xml:space="preserve"> in </w:t>
+      </w:r>
+      <w:r>
+        <w:t>2005.</w:t>
+      </w:r>
+      <w:r>
+        <w:t xml:space="preserve"> Bell</w:t>
+      </w:r>
+      <w:r>
+        <w:t xml:space="preserve"> Internet Portable was referred to as Sympatico High Speed Unplugged or Bell WiMAX Unplugged. Likewise, Bell Internet Rural was referred to as Bell WiMAX In-</w:t>
+      </w:r>
+      <w:r>
+        <w:t>home. Bell</w:t>
+      </w:r>
+      <w:r>
+        <w:t xml:space="preserve"> had announced termination of its Portable Internet service on February 14, 2012.</w:t>
+      </w:r>
+    </w:p>
+    <w:p/>
+    <w:p>
+      <w:r>
+        <w:rPr>
+          <w:noProof/>
+        </w:rPr>
         <w:lastRenderedPageBreak/>
-        <w:t>Inukshuk Wireless</w:t>
-      </w:r>
-      <w:r>
-        <w:t xml:space="preserve"> </w:t>
-      </w:r>
-      <w:r>
-        <w:t>was providing three type of services as follows:</w:t>
-      </w:r>
-      <w:r>
-        <w:br/>
-      </w:r>
-      <w:r>
-        <w:rPr>
-          <w:noProof/>
-        </w:rPr>
-        <w:drawing>
-          <wp:inline distT="0" distB="0" distL="0" distR="0" wp14:anchorId="53BDFD86" wp14:editId="3AB3CE9A">
-            <wp:extent cx="5820587" cy="1752845"/>
-            <wp:effectExtent l="0" t="0" r="0" b="0"/>
-            <wp:docPr id="1731374530" name="Picture 1"/>
-            <wp:cNvGraphicFramePr>
-              <a:graphicFrameLocks xmlns:a="http://schemas.openxmlformats.org/drawingml/2006/main" noChangeAspect="1"/>
-            </wp:cNvGraphicFramePr>
-            <a:graphic xmlns:a="http://schemas.openxmlformats.org/drawingml/2006/main">
-              <a:graphicData uri="http://schemas.openxmlformats.org/drawingml/2006/picture">
-                <pic:pic xmlns:pic="http://schemas.openxmlformats.org/drawingml/2006/picture">
-                  <pic:nvPicPr>
-                    <pic:cNvPr id="1731374530" name=""/>
-                    <pic:cNvPicPr/>
-                  </pic:nvPicPr>
-                  <pic:blipFill>
-                    <a:blip r:embed="rId20"/>
-                    <a:stretch>
-                      <a:fillRect/>
-                    </a:stretch>
-                  </pic:blipFill>
-                  <pic:spPr>
-                    <a:xfrm>
-                      <a:off x="0" y="0"/>
-                      <a:ext cx="5820587" cy="1752845"/>
-                    </a:xfrm>
-                    <a:prstGeom prst="rect">
-                      <a:avLst/>
-                    </a:prstGeom>
-                  </pic:spPr>
-                </pic:pic>
-              </a:graphicData>
-            </a:graphic>
-          </wp:inline>
-        </w:drawing>
-      </w:r>
-    </w:p>
-    <w:p>
-      <w:r>
-        <w:t>The spectrum and technology were merged into the joint venture with Bell</w:t>
-      </w:r>
-      <w:r>
-        <w:t xml:space="preserve"> (which was named Sympatico </w:t>
-      </w:r>
-      <w:r>
-        <w:t>before</w:t>
-      </w:r>
-      <w:r>
-        <w:t xml:space="preserve"> 2008)</w:t>
-      </w:r>
-      <w:r>
-        <w:t xml:space="preserve"> in </w:t>
-      </w:r>
-      <w:r>
-        <w:t>2005.</w:t>
-      </w:r>
-      <w:r>
-        <w:t xml:space="preserve"> Bell</w:t>
-      </w:r>
-      <w:r>
-        <w:t xml:space="preserve"> Internet Portable was referred to as Sympatico High Speed Unplugged or Bell WiMAX Unplugged. Likewise, Bell Internet Rural was referred to as Bell WiMAX In-</w:t>
-      </w:r>
-      <w:r>
-        <w:t>home. Bell</w:t>
-      </w:r>
-      <w:r>
-        <w:t xml:space="preserve"> had announced termination of its Portable Internet service on February 14, 2012.</w:t>
-      </w:r>
-    </w:p>
-    <w:p/>
-    <w:p>
-      <w:r>
-        <w:rPr>
-          <w:noProof/>
-        </w:rPr>
         <w:drawing>
           <wp:inline distT="0" distB="0" distL="0" distR="0" wp14:anchorId="150A584B" wp14:editId="48E9EC78">
             <wp:extent cx="5696745" cy="1781424"/>
@@ -1757,7 +1759,7 @@
                     <pic:cNvPicPr/>
                   </pic:nvPicPr>
                   <pic:blipFill>
-                    <a:blip r:embed="rId21"/>
+                    <a:blip r:embed="rId23"/>
                     <a:stretch>
                       <a:fillRect/>
                     </a:stretch>
@@ -1803,7 +1805,7 @@
       <w:r>
         <w:t xml:space="preserve"> (</w:t>
       </w:r>
-      <w:hyperlink r:id="rId22" w:history="1">
+      <w:hyperlink r:id="rId24" w:history="1">
         <w:r>
           <w:rPr>
             <w:rStyle w:val="Hyperlink"/>
@@ -1842,7 +1844,7 @@
         </w:rPr>
         <w:t>(</w:t>
       </w:r>
-      <w:hyperlink r:id="rId23" w:history="1">
+      <w:hyperlink r:id="rId25" w:history="1">
         <w:r>
           <w:rPr>
             <w:rStyle w:val="Hyperlink"/>
@@ -1862,7 +1864,7 @@
       <w:r>
         <w:t>Project Chapleau was a </w:t>
       </w:r>
-      <w:hyperlink r:id="rId24" w:tooltip="Wi-Fi" w:history="1">
+      <w:hyperlink r:id="rId26" w:tooltip="Wi-Fi" w:history="1">
         <w:r>
           <w:rPr>
             <w:rStyle w:val="Hyperlink"/>
@@ -1873,7 +1875,7 @@
       <w:r>
         <w:t> internet connection that covered the entire town of </w:t>
       </w:r>
-      <w:hyperlink r:id="rId25" w:tooltip="Chapleau, Ontario" w:history="1">
+      <w:hyperlink r:id="rId27" w:tooltip="Chapleau, Ontario" w:history="1">
         <w:r>
           <w:t>Chapleau, Ontario</w:t>
         </w:r>
@@ -1881,7 +1883,7 @@
       <w:r>
         <w:t>, </w:t>
       </w:r>
-      <w:hyperlink r:id="rId26" w:tooltip="Canada" w:history="1">
+      <w:hyperlink r:id="rId28" w:tooltip="Canada" w:history="1">
         <w:r>
           <w:t>Canada</w:t>
         </w:r>
@@ -1889,12 +1891,18 @@
       <w:r>
         <w:t>. It was the first of its kind in </w:t>
       </w:r>
-      <w:hyperlink r:id="rId27" w:history="1">
+      <w:hyperlink r:id="rId29" w:history="1">
         <w:r>
           <w:t>Canada</w:t>
         </w:r>
       </w:hyperlink>
       <w:r>
+        <w:t xml:space="preserve"> and </w:t>
+      </w:r>
+      <w:r>
+        <w:t>began on November 9, 2005</w:t>
+      </w:r>
+      <w:r>
         <w:t>.</w:t>
       </w:r>
     </w:p>
@@ -1902,7 +1910,7 @@
       <w:r>
         <w:t>An analysis of the impact of high-speed internet on the residents and town of Chapleau was published in 2010 by </w:t>
       </w:r>
-      <w:hyperlink r:id="rId28" w:tooltip="University of Toronto" w:history="1">
+      <w:hyperlink r:id="rId30" w:tooltip="University of Toronto" w:history="1">
         <w:r>
           <w:rPr>
             <w:rStyle w:val="Hyperlink"/>
@@ -1913,7 +1921,7 @@
       <w:r>
         <w:t> sociologists Jessica Collins and </w:t>
       </w:r>
-      <w:hyperlink r:id="rId29" w:tooltip="Barry Wellman" w:history="1">
+      <w:hyperlink r:id="rId31" w:tooltip="Barry Wellman" w:history="1">
         <w:r>
           <w:rPr>
             <w:rStyle w:val="Hyperlink"/>
@@ -1942,13 +1950,12 @@
     </w:p>
     <w:p>
       <w:r>
-        <w:lastRenderedPageBreak/>
         <w:t>In April, 2007, Project Chapleau concluded without a reason being given. The Project Chapleau office (The Chapleau Innovation Centre) was converted into a public internet access point, with job search and community networking facilities</w:t>
       </w:r>
       <w:r>
         <w:t xml:space="preserve"> (</w:t>
       </w:r>
-      <w:hyperlink r:id="rId30" w:history="1">
+      <w:hyperlink r:id="rId32" w:history="1">
         <w:r>
           <w:rPr>
             <w:rStyle w:val="Hyperlink"/>
@@ -2025,6 +2032,7 @@
         <w:rPr>
           <w:noProof/>
         </w:rPr>
+        <w:lastRenderedPageBreak/>
         <w:drawing>
           <wp:inline distT="0" distB="0" distL="0" distR="0" wp14:anchorId="04597A56" wp14:editId="4B0DC9AB">
             <wp:extent cx="5943600" cy="3639185"/>
@@ -2041,7 +2049,7 @@
                     <pic:cNvPicPr/>
                   </pic:nvPicPr>
                   <pic:blipFill>
-                    <a:blip r:embed="rId31"/>
+                    <a:blip r:embed="rId33"/>
                     <a:stretch>
                       <a:fillRect/>
                     </a:stretch>
@@ -2084,7 +2092,7 @@
       <w:r>
         <w:t>Schematic Diagram (</w:t>
       </w:r>
-      <w:hyperlink r:id="rId32" w:history="1">
+      <w:hyperlink r:id="rId34" w:history="1">
         <w:r>
           <w:rPr>
             <w:rStyle w:val="Hyperlink"/>
@@ -2115,18 +2123,10 @@
         <w:t>Rogers Wireless</w:t>
       </w:r>
       <w:r>
-        <w:t xml:space="preserve"> (</w:t>
-      </w:r>
-      <w:hyperlink r:id="rId33" w:history="1">
-        <w:r>
-          <w:rPr>
-            <w:rStyle w:val="Hyperlink"/>
-          </w:rPr>
-          <w:t>https://en.wikipedia.org/wiki/Rogers_Wireless</w:t>
-        </w:r>
-      </w:hyperlink>
-      <w:r>
-        <w:t xml:space="preserve">): Since 2002, Rogers started its DSM network with </w:t>
+        <w:t xml:space="preserve">: </w:t>
+      </w:r>
+      <w:r>
+        <w:t xml:space="preserve">Since 2002, Rogers started its DSM network with </w:t>
       </w:r>
       <w:r>
         <w:t xml:space="preserve">GPRS(known as 2.5G) and later with </w:t>
@@ -2140,7 +2140,7 @@
       <w:r>
         <w:t xml:space="preserve">  </w:t>
       </w:r>
-      <w:hyperlink r:id="rId34" w:tooltip="Mobile phone" w:history="1">
+      <w:hyperlink r:id="rId35" w:tooltip="Mobile phone" w:history="1">
         <w:r>
           <w:rPr>
             <w:rStyle w:val="Hyperlink"/>
@@ -2157,7 +2157,7 @@
       <w:r>
         <w:t xml:space="preserve"> for </w:t>
       </w:r>
-      <w:hyperlink r:id="rId35" w:tooltip="Packet switching" w:history="1">
+      <w:hyperlink r:id="rId36" w:tooltip="Packet switching" w:history="1">
         <w:r>
           <w:rPr>
             <w:rStyle w:val="Hyperlink"/>
@@ -2169,22 +2169,25 @@
         <w:t xml:space="preserve"> data </w:t>
       </w:r>
       <w:r>
-        <w:t>transmission.</w:t>
-      </w:r>
-      <w:r>
-        <w:t xml:space="preserve"> PRS</w:t>
+        <w:t>transmission</w:t>
+      </w:r>
+      <w:r>
+        <w:t>[3]</w:t>
+      </w:r>
+      <w:r>
+        <w:t>.</w:t>
       </w:r>
       <w:r>
         <w:t xml:space="preserve"> </w:t>
       </w:r>
       <w:r>
-        <w:t>(</w:t>
-      </w:r>
-      <w:r>
-        <w:t>https://en.wikipedia.org/wiki/GPRS</w:t>
-      </w:r>
-      <w:r>
-        <w:t>) was</w:t>
+        <w:t>G</w:t>
+      </w:r>
+      <w:r>
+        <w:t>PRS</w:t>
+      </w:r>
+      <w:r>
+        <w:t>was</w:t>
       </w:r>
       <w:r>
         <w:t xml:space="preserve"> limited to </w:t>
@@ -2196,7 +2199,7 @@
         <w:t xml:space="preserve"> kbit/s</w:t>
       </w:r>
       <w:r>
-        <w:t xml:space="preserve">,  and EDGS was limited to 384 </w:t>
+        <w:t xml:space="preserve">, and EDGS was limited to 384 </w:t>
       </w:r>
       <w:r>
         <w:t>kbit/s</w:t>
@@ -2205,15 +2208,6 @@
         <w:t xml:space="preserve"> </w:t>
       </w:r>
       <w:r>
-        <w:t>(</w:t>
-      </w:r>
-      <w:r>
-        <w:t>https://en.wikipedia.org/wiki/EDGE_(telecommunication)</w:t>
-      </w:r>
-      <w:r>
-        <w:t xml:space="preserve">),  </w:t>
-      </w:r>
-      <w:r>
         <w:t xml:space="preserve">which is only about four times the </w:t>
       </w:r>
       <w:r>
@@ -2222,10 +2216,9 @@
     </w:p>
     <w:p>
       <w:r>
-        <w:lastRenderedPageBreak/>
         <w:t>In 2006, Rogers became the first Canadian carrier to operate a 3G </w:t>
       </w:r>
-      <w:hyperlink r:id="rId36" w:tooltip="UMTS" w:history="1">
+      <w:hyperlink r:id="rId37" w:tooltip="UMTS" w:history="1">
         <w:r>
           <w:rPr>
             <w:rStyle w:val="Hyperlink"/>
@@ -2236,7 +2229,7 @@
       <w:r>
         <w:t>/HSPA network, which was upgraded to </w:t>
       </w:r>
-      <w:hyperlink r:id="rId37" w:tooltip="Evolved HSPA" w:history="1">
+      <w:hyperlink r:id="rId38" w:tooltip="Evolved HSPA" w:history="1">
         <w:r>
           <w:rPr>
             <w:rStyle w:val="Hyperlink"/>
@@ -2276,7 +2269,7 @@
       <w:r>
         <w:t>In July 2011, Rogers was the first Canadian telecom operator to launch a commercial </w:t>
       </w:r>
-      <w:hyperlink r:id="rId38" w:tooltip="LTE (telecommunication)" w:history="1">
+      <w:hyperlink r:id="rId39" w:tooltip="LTE (telecommunication)" w:history="1">
         <w:r>
           <w:rPr>
             <w:rStyle w:val="Hyperlink"/>
@@ -2293,7 +2286,7 @@
       <w:r>
         <w:t>Cat-6 </w:t>
       </w:r>
-      <w:hyperlink r:id="rId39" w:tooltip="LTE-Advanced" w:history="1">
+      <w:hyperlink r:id="rId40" w:tooltip="LTE-Advanced" w:history="1">
         <w:r>
           <w:rPr>
             <w:rStyle w:val="Hyperlink"/>
@@ -2312,7 +2305,7 @@
       <w:r>
         <w:t>Rogers launched its </w:t>
       </w:r>
-      <w:hyperlink r:id="rId40" w:tooltip="5G NR" w:history="1">
+      <w:hyperlink r:id="rId41" w:tooltip="5G NR" w:history="1">
         <w:r>
           <w:rPr>
             <w:rStyle w:val="Hyperlink"/>
@@ -2323,7 +2316,7 @@
       <w:r>
         <w:t> in January 2020 and uses </w:t>
       </w:r>
-      <w:hyperlink r:id="rId41" w:anchor="2020-Feb-03" w:history="1">
+      <w:hyperlink r:id="rId42" w:anchor="2020-Feb-03" w:history="1">
         <w:r>
           <w:rPr>
             <w:rStyle w:val="Hyperlink"/>
@@ -2332,7 +2325,13 @@
         </w:r>
       </w:hyperlink>
       <w:r>
-        <w:t>. The company stated that rollout will expand to use its further reaching 600 MHz spectrum later in the year for improved 5G coverage.</w:t>
+        <w:t>. The company stated that rollout will expand to use its further reaching 600 MHz spectrum later in the year for improved 5G coverage</w:t>
+      </w:r>
+      <w:r>
+        <w:t>[1][2][3]</w:t>
+      </w:r>
+      <w:r>
+        <w:t>.</w:t>
       </w:r>
     </w:p>
     <w:p/>
@@ -2386,7 +2385,7 @@
       <w:r>
         <w:t xml:space="preserve"> an Act of the Parliament of Canada that regulates </w:t>
       </w:r>
-      <w:hyperlink r:id="rId42" w:tooltip="Telecommunications" w:history="1">
+      <w:hyperlink r:id="rId43" w:tooltip="Telecommunications" w:history="1">
         <w:r>
           <w:t>telecommunications</w:t>
         </w:r>
@@ -2394,7 +2393,7 @@
       <w:r>
         <w:t> by ensuring reliable services, protecting privacy, and to protect and encourage the Canadian media. The Act is administered by the </w:t>
       </w:r>
-      <w:hyperlink r:id="rId43" w:tooltip="Canadian Radio-television and Telecommunications Commission" w:history="1">
+      <w:hyperlink r:id="rId44" w:tooltip="Canadian Radio-television and Telecommunications Commission" w:history="1">
         <w:r>
           <w:t>Canadian Radio-television and Telecommunications Commission</w:t>
         </w:r>
@@ -2402,7 +2401,7 @@
       <w:r>
         <w:t> (CRTC) which reports to </w:t>
       </w:r>
-      <w:hyperlink r:id="rId44" w:tooltip="Industry Canada" w:history="1">
+      <w:hyperlink r:id="rId45" w:tooltip="Industry Canada" w:history="1">
         <w:r>
           <w:t>Industry Canada</w:t>
         </w:r>
@@ -2449,7 +2448,7 @@
       <w:r>
         <w:t>became law on 13 April 2000 to promote consumer trust in </w:t>
       </w:r>
-      <w:hyperlink r:id="rId45" w:tooltip="Electronic commerce" w:history="1">
+      <w:hyperlink r:id="rId46" w:tooltip="Electronic commerce" w:history="1">
         <w:r>
           <w:t>electronic commerce</w:t>
         </w:r>
@@ -2463,7 +2462,7 @@
       <w:r>
         <w:t>The act was also intended to reassure the </w:t>
       </w:r>
-      <w:hyperlink r:id="rId46" w:tooltip="European Union" w:history="1">
+      <w:hyperlink r:id="rId47" w:tooltip="European Union" w:history="1">
         <w:r>
           <w:t>European Union</w:t>
         </w:r>
@@ -2471,7 +2470,7 @@
       <w:r>
         <w:t> that the </w:t>
       </w:r>
-      <w:hyperlink r:id="rId47" w:tooltip="Canadian privacy law" w:history="1">
+      <w:hyperlink r:id="rId48" w:tooltip="Canadian privacy law" w:history="1">
         <w:r>
           <w:t>Canadian privacy law</w:t>
         </w:r>
@@ -2479,7 +2478,7 @@
       <w:r>
         <w:t> was adequate to protect the personal information of </w:t>
       </w:r>
-      <w:hyperlink r:id="rId48" w:tooltip="Citizenship of the European Union" w:history="1">
+      <w:hyperlink r:id="rId49" w:tooltip="Citizenship of the European Union" w:history="1">
         <w:r>
           <w:t>European citizens</w:t>
         </w:r>
@@ -2489,7 +2488,7 @@
       </w:r>
     </w:p>
     <w:p>
-      <w:hyperlink r:id="rId49" w:history="1">
+      <w:hyperlink r:id="rId50" w:history="1">
         <w:r>
           <w:rPr>
             <w:b/>
@@ -2499,27 +2498,24 @@
         </w:r>
       </w:hyperlink>
       <w:r>
-        <w:t xml:space="preserve"> (</w:t>
-      </w:r>
-      <w:hyperlink r:id="rId50" w:history="1">
+        <w:t xml:space="preserve"> </w:t>
+      </w:r>
+      <w:r>
+        <w:t xml:space="preserve">: </w:t>
+      </w:r>
+      <w:r>
+        <w:t xml:space="preserve">This act, </w:t>
+      </w:r>
+      <w:r>
+        <w:t>named “</w:t>
+      </w:r>
+      <w:hyperlink r:id="rId51" w:history="1">
         <w:r>
-          <w:t>https://en.wikipedia.org/wiki/Modernization_of_Investigative_Techniques_Act</w:t>
+          <w:t>Protecting Canadians from Online Crime Act</w:t>
         </w:r>
       </w:hyperlink>
       <w:r>
-        <w:t xml:space="preserve">): </w:t>
-      </w:r>
-      <w:r>
-        <w:t>This act, under the name</w:t>
-      </w:r>
-      <w:r>
-        <w:t>, Bill-C</w:t>
-      </w:r>
-      <w:r>
-        <w:t>13</w:t>
-      </w:r>
-      <w:r>
-        <w:t> </w:t>
+        <w:t xml:space="preserve">”, </w:t>
       </w:r>
       <w:r>
         <w:t xml:space="preserve">is was </w:t>
@@ -2537,18 +2533,13 @@
         <w:t xml:space="preserve"> and came into force on march</w:t>
       </w:r>
       <w:r>
-        <w:t xml:space="preserve"> 10, 2015 (</w:t>
-      </w:r>
-      <w:hyperlink r:id="rId51" w:history="1">
-        <w:r>
-          <w:rPr>
-            <w:rStyle w:val="Hyperlink"/>
-          </w:rPr>
-          <w:t>https://www.canada.ca/en/news/archive/2015/04/protecting-canadians-online-crime-act-.html</w:t>
-        </w:r>
-      </w:hyperlink>
-      <w:r>
-        <w:t>)</w:t>
+        <w:t xml:space="preserve"> 10, 2015</w:t>
+      </w:r>
+      <w:r>
+        <w:t>[1][2].</w:t>
+      </w:r>
+      <w:r>
+        <w:t xml:space="preserve"> </w:t>
       </w:r>
     </w:p>
     <w:p>
@@ -2604,7 +2595,6 @@
         <w:rPr>
           <w:rFonts w:hint="cs"/>
         </w:rPr>
-        <w:lastRenderedPageBreak/>
         <w:t xml:space="preserve">Empowering a court to order the removal of non-consensual intimate images from the </w:t>
       </w:r>
       <w:r>
@@ -2709,7 +2699,11 @@
         <w:t xml:space="preserve">. It </w:t>
       </w:r>
       <w:r>
-        <w:t>expanded the CSE's mandate to include active and defensive cyber operations.</w:t>
+        <w:t xml:space="preserve">expanded the </w:t>
+      </w:r>
+      <w:r>
+        <w:lastRenderedPageBreak/>
+        <w:t>CSE's mandate to include active and defensive cyber operations.</w:t>
       </w:r>
       <w:r>
         <w:t xml:space="preserve"> </w:t>
@@ -2747,6 +2741,9 @@
         <w:t>https://crtc.gc.ca/eng/archive/2016/2016-496.htm</w:t>
       </w:r>
       <w:r>
+        <w:t>l</w:t>
+      </w:r>
+      <w:r>
         <w:t xml:space="preserve">): </w:t>
       </w:r>
       <w:r>
@@ -2803,7 +2800,13 @@
         <w:t>The Internet Code</w:t>
       </w:r>
       <w:r>
-        <w:t xml:space="preserve">(https://crtc.gc.ca/eng/archive/2019/2019-269.htm): </w:t>
+        <w:t>(https://crtc.gc.ca/eng/archive/2019/2019-269.htm</w:t>
+      </w:r>
+      <w:r>
+        <w:t>l</w:t>
+      </w:r>
+      <w:r>
+        <w:t xml:space="preserve">): </w:t>
       </w:r>
       <w:r>
         <w:t xml:space="preserve">This code was established by the </w:t>
@@ -3240,6 +3243,155 @@
       </w:hyperlink>
       <w:r>
         <w:br/>
+      </w:r>
+    </w:p>
+    <w:p>
+      <w:pPr>
+        <w:rPr>
+          <w:noProof/>
+        </w:rPr>
+      </w:pPr>
+      <w:r>
+        <w:t>JSON Validation:</w:t>
+      </w:r>
+      <w:r>
+        <w:br/>
+      </w:r>
+      <w:r>
+        <w:rPr>
+          <w:noProof/>
+        </w:rPr>
+        <w:t>https://jsonlint.com/</w:t>
+      </w:r>
+    </w:p>
+    <w:p>
+      <w:pPr>
+        <w:rPr>
+          <w:noProof/>
+        </w:rPr>
+      </w:pPr>
+    </w:p>
+    <w:p>
+      <w:pPr>
+        <w:rPr>
+          <w:noProof/>
+        </w:rPr>
+      </w:pPr>
+    </w:p>
+    <w:p>
+      <w:pPr>
+        <w:rPr>
+          <w:noProof/>
+        </w:rPr>
+      </w:pPr>
+    </w:p>
+    <w:p>
+      <w:pPr>
+        <w:rPr>
+          <w:noProof/>
+        </w:rPr>
+      </w:pPr>
+    </w:p>
+    <w:p>
+      <w:pPr>
+        <w:rPr>
+          <w:noProof/>
+        </w:rPr>
+      </w:pPr>
+      <w:r>
+        <w:rPr>
+          <w:noProof/>
+        </w:rPr>
+        <w:lastRenderedPageBreak/>
+        <w:drawing>
+          <wp:inline distT="0" distB="0" distL="0" distR="0" wp14:anchorId="52B058D3" wp14:editId="7808E009">
+            <wp:extent cx="5943600" cy="3364865"/>
+            <wp:effectExtent l="0" t="0" r="0" b="6985"/>
+            <wp:docPr id="885134034" name="Picture 1"/>
+            <wp:cNvGraphicFramePr>
+              <a:graphicFrameLocks xmlns:a="http://schemas.openxmlformats.org/drawingml/2006/main" noChangeAspect="1"/>
+            </wp:cNvGraphicFramePr>
+            <a:graphic xmlns:a="http://schemas.openxmlformats.org/drawingml/2006/main">
+              <a:graphicData uri="http://schemas.openxmlformats.org/drawingml/2006/picture">
+                <pic:pic xmlns:pic="http://schemas.openxmlformats.org/drawingml/2006/picture">
+                  <pic:nvPicPr>
+                    <pic:cNvPr id="885134034" name=""/>
+                    <pic:cNvPicPr/>
+                  </pic:nvPicPr>
+                  <pic:blipFill>
+                    <a:blip r:embed="rId58"/>
+                    <a:stretch>
+                      <a:fillRect/>
+                    </a:stretch>
+                  </pic:blipFill>
+                  <pic:spPr>
+                    <a:xfrm>
+                      <a:off x="0" y="0"/>
+                      <a:ext cx="5943600" cy="3364865"/>
+                    </a:xfrm>
+                    <a:prstGeom prst="rect">
+                      <a:avLst/>
+                    </a:prstGeom>
+                  </pic:spPr>
+                </pic:pic>
+              </a:graphicData>
+            </a:graphic>
+          </wp:inline>
+        </w:drawing>
+      </w:r>
+    </w:p>
+    <w:p>
+      <w:pPr>
+        <w:rPr>
+          <w:noProof/>
+        </w:rPr>
+      </w:pPr>
+    </w:p>
+    <w:p>
+      <w:pPr>
+        <w:rPr>
+          <w:noProof/>
+        </w:rPr>
+      </w:pPr>
+      <w:r>
+        <w:rPr>
+          <w:noProof/>
+        </w:rPr>
+        <w:drawing>
+          <wp:inline distT="0" distB="0" distL="0" distR="0" wp14:anchorId="31406A9B" wp14:editId="11B0DFDC">
+            <wp:extent cx="5943600" cy="3345815"/>
+            <wp:effectExtent l="0" t="0" r="0" b="6985"/>
+            <wp:docPr id="120417063" name="Picture 1"/>
+            <wp:cNvGraphicFramePr>
+              <a:graphicFrameLocks xmlns:a="http://schemas.openxmlformats.org/drawingml/2006/main" noChangeAspect="1"/>
+            </wp:cNvGraphicFramePr>
+            <a:graphic xmlns:a="http://schemas.openxmlformats.org/drawingml/2006/main">
+              <a:graphicData uri="http://schemas.openxmlformats.org/drawingml/2006/picture">
+                <pic:pic xmlns:pic="http://schemas.openxmlformats.org/drawingml/2006/picture">
+                  <pic:nvPicPr>
+                    <pic:cNvPr id="120417063" name=""/>
+                    <pic:cNvPicPr/>
+                  </pic:nvPicPr>
+                  <pic:blipFill>
+                    <a:blip r:embed="rId59"/>
+                    <a:stretch>
+                      <a:fillRect/>
+                    </a:stretch>
+                  </pic:blipFill>
+                  <pic:spPr>
+                    <a:xfrm>
+                      <a:off x="0" y="0"/>
+                      <a:ext cx="5943600" cy="3345815"/>
+                    </a:xfrm>
+                    <a:prstGeom prst="rect">
+                      <a:avLst/>
+                    </a:prstGeom>
+                  </pic:spPr>
+                </pic:pic>
+              </a:graphicData>
+            </a:graphic>
+          </wp:inline>
+        </w:drawing>
       </w:r>
     </w:p>
     <w:p/>
@@ -7642,6 +7794,7 @@
   <w:style w:type="paragraph" w:default="1" w:styleId="Normal">
     <w:name w:val="Normal"/>
     <w:qFormat/>
+    <w:rsid w:val="00F01661"/>
   </w:style>
   <w:style w:type="paragraph" w:styleId="Heading1">
     <w:name w:val="heading 1"/>
@@ -7843,7 +7996,6 @@
   <w:style w:type="character" w:default="1" w:styleId="DefaultParagraphFont">
     <w:name w:val="Default Paragraph Font"/>
     <w:uiPriority w:val="1"/>
-    <w:semiHidden/>
     <w:unhideWhenUsed/>
   </w:style>
   <w:style w:type="table" w:default="1" w:styleId="TableNormal">

--- a/research/Hitory.docx
+++ b/research/Hitory.docx
@@ -189,8 +189,13 @@
       <w:r>
         <w:t xml:space="preserve">about mid-1980s. These networks were not connected to the ARPANET or </w:t>
       </w:r>
-      <w:r>
-        <w:t>NSFNET(backbone of the Internet)</w:t>
+      <w:proofErr w:type="gramStart"/>
+      <w:r>
+        <w:t>NSFNET(</w:t>
+      </w:r>
+      <w:proofErr w:type="gramEnd"/>
+      <w:r>
+        <w:t>backbone of the Internet)</w:t>
       </w:r>
       <w:r>
         <w:t xml:space="preserve">. These where </w:t>
@@ -209,12 +214,14 @@
       </w:r>
     </w:p>
     <w:p>
+      <w:proofErr w:type="gramStart"/>
       <w:r>
         <w:t>Video:</w:t>
       </w:r>
       <w:r>
         <w:t>https://www.youtube.com/watch?v=vjMUe7hkwRs&amp;t=11s</w:t>
       </w:r>
+      <w:proofErr w:type="gramEnd"/>
     </w:p>
     <w:p>
       <w:pPr>
@@ -328,7 +335,23 @@
         <w:t>held in Toronto at Ryerson Polytechnic Institute in November 1983</w:t>
       </w:r>
       <w:r>
-        <w:t xml:space="preserve"> to build a network similar to BITNET , in U.S., to </w:t>
+        <w:t xml:space="preserve"> to build a network </w:t>
+      </w:r>
+      <w:proofErr w:type="gramStart"/>
+      <w:r>
+        <w:t>similar to</w:t>
+      </w:r>
+      <w:proofErr w:type="gramEnd"/>
+      <w:r>
+        <w:t xml:space="preserve"> </w:t>
+      </w:r>
+      <w:proofErr w:type="gramStart"/>
+      <w:r>
+        <w:t>BITNET ,</w:t>
+      </w:r>
+      <w:proofErr w:type="gramEnd"/>
+      <w:r>
+        <w:t xml:space="preserve"> in U.S., to </w:t>
       </w:r>
       <w:r>
         <w:t>context</w:t>
@@ -366,6 +389,7 @@
       </w:r>
     </w:p>
     <w:p>
+      <w:proofErr w:type="gramStart"/>
       <w:r>
         <w:rPr>
           <w:b/>
@@ -380,6 +404,7 @@
         </w:rPr>
         <w:t>(</w:t>
       </w:r>
+      <w:proofErr w:type="gramEnd"/>
       <w:r>
         <w:rPr>
           <w:b/>
@@ -428,7 +453,15 @@
       </w:r>
       <w:r>
         <w:lastRenderedPageBreak/>
-        <w:t xml:space="preserve">called NSFNET,  to facilitate access by researchers to the supercomputing centers. NSFNET applied TCP/IP protocols which was initially deployed successfully by ARPANET. NSFNET became the </w:t>
+        <w:t xml:space="preserve">called </w:t>
+      </w:r>
+      <w:proofErr w:type="gramStart"/>
+      <w:r>
+        <w:t>NSFNET,  to</w:t>
+      </w:r>
+      <w:proofErr w:type="gramEnd"/>
+      <w:r>
+        <w:t xml:space="preserve"> facilitate access by researchers to the supercomputing centers. NSFNET applied TCP/IP protocols which was initially deployed successfully by ARPANET. NSFNET became the </w:t>
       </w:r>
       <w:r>
         <w:t xml:space="preserve">Internet </w:t>
@@ -500,7 +533,11 @@
         <w:t>:</w:t>
       </w:r>
       <w:r>
-        <w:t xml:space="preserve">(https://www.canarie.ca/a-birthday-for-canadas-internet/) </w:t>
+        <w:t>(</w:t>
+      </w:r>
+      <w:proofErr w:type="gramStart"/>
+      <w:r>
+        <w:t xml:space="preserve">https://www.canarie.ca/a-birthday-for-canadas-internet/) </w:t>
       </w:r>
       <w:r>
         <w:rPr>
@@ -510,7 +547,11 @@
         <w:t xml:space="preserve"> </w:t>
       </w:r>
       <w:r>
-        <w:t xml:space="preserve"> In 1989, the group that managed NetNorth decided to apply the TCP/IP standard, which was introduced in the US by </w:t>
+        <w:t xml:space="preserve"> </w:t>
+      </w:r>
+      <w:proofErr w:type="gramEnd"/>
+      <w:r>
+        <w:t xml:space="preserve">In 1989, the group that managed NetNorth decided to apply the TCP/IP standard, which was introduced in the US by </w:t>
       </w:r>
       <w:r>
         <w:t>ARPA (Advanced Research Projects Agency)</w:t>
@@ -543,17 +584,26 @@
         <w:t>some of</w:t>
       </w:r>
       <w:r>
-        <w:t xml:space="preserve"> them had already implemented TCP/IP, </w:t>
+        <w:t xml:space="preserve"> them had already implemented TCP/</w:t>
+      </w:r>
+      <w:proofErr w:type="gramStart"/>
+      <w:r>
+        <w:t xml:space="preserve">IP, </w:t>
       </w:r>
       <w:r>
         <w:t xml:space="preserve"> </w:t>
       </w:r>
       <w:r>
-        <w:t xml:space="preserve">as well as connection to some other </w:t>
+        <w:t>as</w:t>
+      </w:r>
+      <w:proofErr w:type="gramEnd"/>
+      <w:r>
+        <w:t xml:space="preserve"> well as connection to some other </w:t>
       </w:r>
       <w:r>
         <w:t xml:space="preserve">external networks, </w:t>
       </w:r>
+      <w:proofErr w:type="gramStart"/>
       <w:r>
         <w:t xml:space="preserve">including </w:t>
       </w:r>
@@ -561,7 +611,11 @@
         <w:t xml:space="preserve"> </w:t>
       </w:r>
       <w:r>
-        <w:t xml:space="preserve">ARPANET </w:t>
+        <w:t>ARPANET</w:t>
+      </w:r>
+      <w:proofErr w:type="gramEnd"/>
+      <w:r>
+        <w:t xml:space="preserve"> </w:t>
       </w:r>
       <w:r>
         <w:t xml:space="preserve"> and later </w:t>
@@ -767,6 +821,7 @@
       </w:r>
     </w:p>
     <w:p>
+      <w:proofErr w:type="gramStart"/>
       <w:r>
         <w:rPr>
           <w:b/>
@@ -774,6 +829,7 @@
         </w:rPr>
         <w:t>UUNET(</w:t>
       </w:r>
+      <w:proofErr w:type="gramEnd"/>
       <w:r>
         <w:rPr>
           <w:b/>
@@ -822,14 +878,22 @@
         <w:t xml:space="preserve">. </w:t>
       </w:r>
       <w:r>
-        <w:t xml:space="preserve">UUNET Technologies, </w:t>
+        <w:t xml:space="preserve">UUNET </w:t>
+      </w:r>
+      <w:proofErr w:type="gramStart"/>
+      <w:r>
+        <w:t xml:space="preserve">Technologies, </w:t>
       </w:r>
       <w:r>
         <w:t xml:space="preserve"> </w:t>
       </w:r>
       <w:r>
         <w:lastRenderedPageBreak/>
-        <w:t xml:space="preserve">constructed its own network called AlterNet, and UUNET Canada gained access to this network. Later UUNET </w:t>
+        <w:t>constructed</w:t>
+      </w:r>
+      <w:proofErr w:type="gramEnd"/>
+      <w:r>
+        <w:t xml:space="preserve"> its own network called AlterNet, and UUNET Canada gained access to this network. Later UUNET </w:t>
       </w:r>
       <w:r>
         <w:t xml:space="preserve">Canada </w:t>
@@ -954,7 +1018,15 @@
         </w:r>
       </w:hyperlink>
       <w:r>
-        <w:t> as its CEO. Netcom Canada boasted a Canada-wide network, and allowed U.S. Netcom customers to access their Internet accounts via their network using either NetCruiser or any PPP dialer.</w:t>
+        <w:t xml:space="preserve"> as its CEO. Netcom Canada boasted a Canada-wide </w:t>
+      </w:r>
+      <w:proofErr w:type="gramStart"/>
+      <w:r>
+        <w:t>network, and</w:t>
+      </w:r>
+      <w:proofErr w:type="gramEnd"/>
+      <w:r>
+        <w:t xml:space="preserve"> allowed U.S. Netcom customers to access their Internet accounts via their network using either NetCruiser or any PPP dialer.</w:t>
       </w:r>
     </w:p>
     <w:p/>
@@ -1256,13 +1328,7 @@
     </w:p>
     <w:p>
       <w:r>
-        <w:t xml:space="preserve">In </w:t>
-      </w:r>
-      <w:r>
-        <w:t>1995,</w:t>
-      </w:r>
-      <w:r>
-        <w:t xml:space="preserve"> </w:t>
+        <w:t xml:space="preserve">In 1995, </w:t>
       </w:r>
       <w:r>
         <w:t>Rogers began offering high-speed internet service</w:t>
@@ -1950,7 +2016,15 @@
     </w:p>
     <w:p>
       <w:r>
-        <w:t>In April, 2007, Project Chapleau concluded without a reason being given. The Project Chapleau office (The Chapleau Innovation Centre) was converted into a public internet access point, with job search and community networking facilities</w:t>
+        <w:t xml:space="preserve">In </w:t>
+      </w:r>
+      <w:proofErr w:type="gramStart"/>
+      <w:r>
+        <w:t>April,</w:t>
+      </w:r>
+      <w:proofErr w:type="gramEnd"/>
+      <w:r>
+        <w:t xml:space="preserve"> 2007, Project Chapleau concluded without a reason being given. The Project Chapleau office (The Chapleau Innovation Centre) was converted into a public internet access point, with job search and community networking facilities</w:t>
       </w:r>
       <w:r>
         <w:t xml:space="preserve"> (</w:t>
@@ -1988,7 +2062,11 @@
         <w:t>)</w:t>
       </w:r>
       <w:r>
-        <w:t>: In 2025,</w:t>
+        <w:t xml:space="preserve">: In </w:t>
+      </w:r>
+      <w:proofErr w:type="gramStart"/>
+      <w:r>
+        <w:t>2025,</w:t>
       </w:r>
       <w:r>
         <w:t xml:space="preserve"> </w:t>
@@ -1997,7 +2075,11 @@
         <w:t xml:space="preserve"> </w:t>
       </w:r>
       <w:r>
-        <w:t>Xplore Inc., a Canadian-based internet provider, announced the launch of 5G Ultra, a new generation of wireless home Internet.</w:t>
+        <w:t>Xplore</w:t>
+      </w:r>
+      <w:proofErr w:type="gramEnd"/>
+      <w:r>
+        <w:t xml:space="preserve"> Inc., a Canadian-based internet provider, announced the launch of 5G Ultra, a new generation of wireless home Internet.</w:t>
       </w:r>
       <w:r>
         <w:t xml:space="preserve"> </w:t>
@@ -2012,7 +2094,15 @@
         <w:t xml:space="preserve">echnology </w:t>
       </w:r>
       <w:r>
-        <w:t xml:space="preserve">works similar to 5G cellular networks. The signals are </w:t>
+        <w:t xml:space="preserve">works </w:t>
+      </w:r>
+      <w:proofErr w:type="gramStart"/>
+      <w:r>
+        <w:t>similar to</w:t>
+      </w:r>
+      <w:proofErr w:type="gramEnd"/>
+      <w:r>
+        <w:t xml:space="preserve"> 5G cellular networks. The signals are </w:t>
       </w:r>
       <w:r>
         <w:t>transmitted</w:t>
@@ -2325,10 +2415,18 @@
         </w:r>
       </w:hyperlink>
       <w:r>
-        <w:t>. The company stated that rollout will expand to use its further reaching 600 MHz spectrum later in the year for improved 5G coverage</w:t>
-      </w:r>
-      <w:r>
-        <w:t>[1][2][3]</w:t>
+        <w:t xml:space="preserve">. The company stated that rollout will expand to use its further reaching 600 MHz spectrum later in the year for improved 5G </w:t>
+      </w:r>
+      <w:proofErr w:type="gramStart"/>
+      <w:r>
+        <w:t>coverage</w:t>
+      </w:r>
+      <w:r>
+        <w:t>[</w:t>
+      </w:r>
+      <w:proofErr w:type="gramEnd"/>
+      <w:r>
+        <w:t>1][2][3]</w:t>
       </w:r>
       <w:r>
         <w:t>.</w:t>
@@ -2746,8 +2844,13 @@
       <w:r>
         <w:t xml:space="preserve">): </w:t>
       </w:r>
-      <w:r>
-        <w:t xml:space="preserve">In December 21, 2026, CRTC </w:t>
+      <w:proofErr w:type="gramStart"/>
+      <w:r>
+        <w:t>In</w:t>
+      </w:r>
+      <w:proofErr w:type="gramEnd"/>
+      <w:r>
+        <w:t xml:space="preserve"> December 21, 2026, CRTC </w:t>
       </w:r>
       <w:r>
         <w:t>recognized the</w:t>
@@ -3392,6 +3495,22 @@
             </a:graphic>
           </wp:inline>
         </w:drawing>
+      </w:r>
+    </w:p>
+    <w:p>
+      <w:r>
+        <w:t>Youtube embeding:</w:t>
+      </w:r>
+      <w:r>
+        <w:br/>
+      </w:r>
+      <w:proofErr w:type="gramStart"/>
+      <w:r>
+        <w:t>&lt;!--</w:t>
+      </w:r>
+      <w:proofErr w:type="gramEnd"/>
+      <w:r>
+        <w:t>https://developers.google.com/youtube/player_parameters is used for embeding youtube videos in the page/--&gt;</w:t>
       </w:r>
     </w:p>
     <w:p/>

--- a/research/Hitory.docx
+++ b/research/Hitory.docx
@@ -189,13 +189,8 @@
       <w:r>
         <w:t xml:space="preserve">about mid-1980s. These networks were not connected to the ARPANET or </w:t>
       </w:r>
-      <w:proofErr w:type="gramStart"/>
-      <w:r>
-        <w:t>NSFNET(</w:t>
-      </w:r>
-      <w:proofErr w:type="gramEnd"/>
-      <w:r>
-        <w:t>backbone of the Internet)</w:t>
+      <w:r>
+        <w:t>NSFNET(backbone of the Internet)</w:t>
       </w:r>
       <w:r>
         <w:t xml:space="preserve">. These where </w:t>
@@ -214,14 +209,12 @@
       </w:r>
     </w:p>
     <w:p>
-      <w:proofErr w:type="gramStart"/>
       <w:r>
         <w:t>Video:</w:t>
       </w:r>
       <w:r>
         <w:t>https://www.youtube.com/watch?v=vjMUe7hkwRs&amp;t=11s</w:t>
       </w:r>
-      <w:proofErr w:type="gramEnd"/>
     </w:p>
     <w:p>
       <w:pPr>
@@ -335,23 +328,7 @@
         <w:t>held in Toronto at Ryerson Polytechnic Institute in November 1983</w:t>
       </w:r>
       <w:r>
-        <w:t xml:space="preserve"> to build a network </w:t>
-      </w:r>
-      <w:proofErr w:type="gramStart"/>
-      <w:r>
-        <w:t>similar to</w:t>
-      </w:r>
-      <w:proofErr w:type="gramEnd"/>
-      <w:r>
-        <w:t xml:space="preserve"> </w:t>
-      </w:r>
-      <w:proofErr w:type="gramStart"/>
-      <w:r>
-        <w:t>BITNET ,</w:t>
-      </w:r>
-      <w:proofErr w:type="gramEnd"/>
-      <w:r>
-        <w:t xml:space="preserve"> in U.S., to </w:t>
+        <w:t xml:space="preserve"> to build a network similar to BITNET , in U.S., to </w:t>
       </w:r>
       <w:r>
         <w:t>context</w:t>
@@ -389,7 +366,6 @@
       </w:r>
     </w:p>
     <w:p>
-      <w:proofErr w:type="gramStart"/>
       <w:r>
         <w:rPr>
           <w:b/>
@@ -404,7 +380,6 @@
         </w:rPr>
         <w:t>(</w:t>
       </w:r>
-      <w:proofErr w:type="gramEnd"/>
       <w:r>
         <w:rPr>
           <w:b/>
@@ -453,15 +428,7 @@
       </w:r>
       <w:r>
         <w:lastRenderedPageBreak/>
-        <w:t xml:space="preserve">called </w:t>
-      </w:r>
-      <w:proofErr w:type="gramStart"/>
-      <w:r>
-        <w:t>NSFNET,  to</w:t>
-      </w:r>
-      <w:proofErr w:type="gramEnd"/>
-      <w:r>
-        <w:t xml:space="preserve"> facilitate access by researchers to the supercomputing centers. NSFNET applied TCP/IP protocols which was initially deployed successfully by ARPANET. NSFNET became the </w:t>
+        <w:t xml:space="preserve">called NSFNET,  to facilitate access by researchers to the supercomputing centers. NSFNET applied TCP/IP protocols which was initially deployed successfully by ARPANET. NSFNET became the </w:t>
       </w:r>
       <w:r>
         <w:t xml:space="preserve">Internet </w:t>
@@ -533,11 +500,7 @@
         <w:t>:</w:t>
       </w:r>
       <w:r>
-        <w:t>(</w:t>
-      </w:r>
-      <w:proofErr w:type="gramStart"/>
-      <w:r>
-        <w:t xml:space="preserve">https://www.canarie.ca/a-birthday-for-canadas-internet/) </w:t>
+        <w:t xml:space="preserve">(https://www.canarie.ca/a-birthday-for-canadas-internet/) </w:t>
       </w:r>
       <w:r>
         <w:rPr>
@@ -547,75 +510,58 @@
         <w:t xml:space="preserve"> </w:t>
       </w:r>
       <w:r>
+        <w:t xml:space="preserve"> In 1989, the group that managed NetNorth decided to apply the TCP/IP standard, which was introduced in the US by </w:t>
+      </w:r>
+      <w:r>
+        <w:t>ARPA (Advanced Research Projects Agency)</w:t>
+      </w:r>
+      <w:r>
+        <w:t xml:space="preserve"> in 1980.</w:t>
+      </w:r>
+      <w:r>
+        <w:t xml:space="preserve"> The motivation behind it was to </w:t>
+      </w:r>
+      <w:r>
+        <w:t>have</w:t>
+      </w:r>
+      <w:r>
+        <w:t xml:space="preserve"> high speed networks with the goal of establishing links between</w:t>
+      </w:r>
+      <w:r>
         <w:t xml:space="preserve"> </w:t>
       </w:r>
-      <w:proofErr w:type="gramEnd"/>
-      <w:r>
-        <w:t xml:space="preserve">In 1989, the group that managed NetNorth decided to apply the TCP/IP standard, which was introduced in the US by </w:t>
-      </w:r>
-      <w:r>
-        <w:t>ARPA (Advanced Research Projects Agency)</w:t>
-      </w:r>
-      <w:r>
-        <w:t xml:space="preserve"> in 1980.</w:t>
-      </w:r>
-      <w:r>
-        <w:t xml:space="preserve"> The motivation behind it was to </w:t>
-      </w:r>
-      <w:r>
-        <w:t>have</w:t>
-      </w:r>
-      <w:r>
-        <w:t xml:space="preserve"> high speed networks with the goal of establishing links between</w:t>
+      <w:r>
+        <w:t>their</w:t>
+      </w:r>
+      <w:r>
+        <w:t xml:space="preserve"> networks and</w:t>
+      </w:r>
+      <w:r>
+        <w:t xml:space="preserve"> provincial networks, that </w:t>
+      </w:r>
+      <w:r>
+        <w:t>some of</w:t>
+      </w:r>
+      <w:r>
+        <w:t xml:space="preserve"> them had already implemented TCP/IP, </w:t>
       </w:r>
       <w:r>
         <w:t xml:space="preserve"> </w:t>
       </w:r>
       <w:r>
-        <w:t>their</w:t>
-      </w:r>
-      <w:r>
-        <w:t xml:space="preserve"> networks and</w:t>
-      </w:r>
-      <w:r>
-        <w:t xml:space="preserve"> provincial networks, that </w:t>
-      </w:r>
-      <w:r>
-        <w:t>some of</w:t>
-      </w:r>
-      <w:r>
-        <w:t xml:space="preserve"> them had already implemented TCP/</w:t>
-      </w:r>
-      <w:proofErr w:type="gramStart"/>
-      <w:r>
-        <w:t xml:space="preserve">IP, </w:t>
+        <w:t xml:space="preserve">as well as connection to some other </w:t>
+      </w:r>
+      <w:r>
+        <w:t xml:space="preserve">external networks, </w:t>
+      </w:r>
+      <w:r>
+        <w:t xml:space="preserve">including </w:t>
       </w:r>
       <w:r>
         <w:t xml:space="preserve"> </w:t>
       </w:r>
       <w:r>
-        <w:t>as</w:t>
-      </w:r>
-      <w:proofErr w:type="gramEnd"/>
-      <w:r>
-        <w:t xml:space="preserve"> well as connection to some other </w:t>
-      </w:r>
-      <w:r>
-        <w:t xml:space="preserve">external networks, </w:t>
-      </w:r>
-      <w:proofErr w:type="gramStart"/>
-      <w:r>
-        <w:t xml:space="preserve">including </w:t>
-      </w:r>
-      <w:r>
-        <w:t xml:space="preserve"> </w:t>
-      </w:r>
-      <w:r>
-        <w:t>ARPANET</w:t>
-      </w:r>
-      <w:proofErr w:type="gramEnd"/>
-      <w:r>
-        <w:t xml:space="preserve"> </w:t>
+        <w:t xml:space="preserve">ARPANET </w:t>
       </w:r>
       <w:r>
         <w:t xml:space="preserve"> and later </w:t>
@@ -821,7 +767,6 @@
       </w:r>
     </w:p>
     <w:p>
-      <w:proofErr w:type="gramStart"/>
       <w:r>
         <w:rPr>
           <w:b/>
@@ -829,7 +774,6 @@
         </w:rPr>
         <w:t>UUNET(</w:t>
       </w:r>
-      <w:proofErr w:type="gramEnd"/>
       <w:r>
         <w:rPr>
           <w:b/>
@@ -878,22 +822,14 @@
         <w:t xml:space="preserve">. </w:t>
       </w:r>
       <w:r>
-        <w:t xml:space="preserve">UUNET </w:t>
-      </w:r>
-      <w:proofErr w:type="gramStart"/>
-      <w:r>
-        <w:t xml:space="preserve">Technologies, </w:t>
+        <w:t xml:space="preserve">UUNET Technologies, </w:t>
       </w:r>
       <w:r>
         <w:t xml:space="preserve"> </w:t>
       </w:r>
       <w:r>
         <w:lastRenderedPageBreak/>
-        <w:t>constructed</w:t>
-      </w:r>
-      <w:proofErr w:type="gramEnd"/>
-      <w:r>
-        <w:t xml:space="preserve"> its own network called AlterNet, and UUNET Canada gained access to this network. Later UUNET </w:t>
+        <w:t xml:space="preserve">constructed its own network called AlterNet, and UUNET Canada gained access to this network. Later UUNET </w:t>
       </w:r>
       <w:r>
         <w:t xml:space="preserve">Canada </w:t>
@@ -1018,15 +954,7 @@
         </w:r>
       </w:hyperlink>
       <w:r>
-        <w:t xml:space="preserve"> as its CEO. Netcom Canada boasted a Canada-wide </w:t>
-      </w:r>
-      <w:proofErr w:type="gramStart"/>
-      <w:r>
-        <w:t>network, and</w:t>
-      </w:r>
-      <w:proofErr w:type="gramEnd"/>
-      <w:r>
-        <w:t xml:space="preserve"> allowed U.S. Netcom customers to access their Internet accounts via their network using either NetCruiser or any PPP dialer.</w:t>
+        <w:t> as its CEO. Netcom Canada boasted a Canada-wide network, and allowed U.S. Netcom customers to access their Internet accounts via their network using either NetCruiser or any PPP dialer.</w:t>
       </w:r>
     </w:p>
     <w:p/>
@@ -2016,15 +1944,7 @@
     </w:p>
     <w:p>
       <w:r>
-        <w:t xml:space="preserve">In </w:t>
-      </w:r>
-      <w:proofErr w:type="gramStart"/>
-      <w:r>
-        <w:t>April,</w:t>
-      </w:r>
-      <w:proofErr w:type="gramEnd"/>
-      <w:r>
-        <w:t xml:space="preserve"> 2007, Project Chapleau concluded without a reason being given. The Project Chapleau office (The Chapleau Innovation Centre) was converted into a public internet access point, with job search and community networking facilities</w:t>
+        <w:t>In April, 2007, Project Chapleau concluded without a reason being given. The Project Chapleau office (The Chapleau Innovation Centre) was converted into a public internet access point, with job search and community networking facilities</w:t>
       </w:r>
       <w:r>
         <w:t xml:space="preserve"> (</w:t>
@@ -2062,11 +1982,7 @@
         <w:t>)</w:t>
       </w:r>
       <w:r>
-        <w:t xml:space="preserve">: In </w:t>
-      </w:r>
-      <w:proofErr w:type="gramStart"/>
-      <w:r>
-        <w:t>2025,</w:t>
+        <w:t>: In 2025,</w:t>
       </w:r>
       <w:r>
         <w:t xml:space="preserve"> </w:t>
@@ -2075,11 +1991,7 @@
         <w:t xml:space="preserve"> </w:t>
       </w:r>
       <w:r>
-        <w:t>Xplore</w:t>
-      </w:r>
-      <w:proofErr w:type="gramEnd"/>
-      <w:r>
-        <w:t xml:space="preserve"> Inc., a Canadian-based internet provider, announced the launch of 5G Ultra, a new generation of wireless home Internet.</w:t>
+        <w:t>Xplore Inc., a Canadian-based internet provider, announced the launch of 5G Ultra, a new generation of wireless home Internet.</w:t>
       </w:r>
       <w:r>
         <w:t xml:space="preserve"> </w:t>
@@ -2094,15 +2006,7 @@
         <w:t xml:space="preserve">echnology </w:t>
       </w:r>
       <w:r>
-        <w:t xml:space="preserve">works </w:t>
-      </w:r>
-      <w:proofErr w:type="gramStart"/>
-      <w:r>
-        <w:t>similar to</w:t>
-      </w:r>
-      <w:proofErr w:type="gramEnd"/>
-      <w:r>
-        <w:t xml:space="preserve"> 5G cellular networks. The signals are </w:t>
+        <w:t xml:space="preserve">works similar to 5G cellular networks. The signals are </w:t>
       </w:r>
       <w:r>
         <w:t>transmitted</w:t>
@@ -2415,18 +2319,10 @@
         </w:r>
       </w:hyperlink>
       <w:r>
-        <w:t xml:space="preserve">. The company stated that rollout will expand to use its further reaching 600 MHz spectrum later in the year for improved 5G </w:t>
-      </w:r>
-      <w:proofErr w:type="gramStart"/>
-      <w:r>
-        <w:t>coverage</w:t>
-      </w:r>
-      <w:r>
-        <w:t>[</w:t>
-      </w:r>
-      <w:proofErr w:type="gramEnd"/>
-      <w:r>
-        <w:t>1][2][3]</w:t>
+        <w:t>. The company stated that rollout will expand to use its further reaching 600 MHz spectrum later in the year for improved 5G coverage</w:t>
+      </w:r>
+      <w:r>
+        <w:t>[1][2][3]</w:t>
       </w:r>
       <w:r>
         <w:t>.</w:t>
@@ -2844,13 +2740,8 @@
       <w:r>
         <w:t xml:space="preserve">): </w:t>
       </w:r>
-      <w:proofErr w:type="gramStart"/>
-      <w:r>
-        <w:t>In</w:t>
-      </w:r>
-      <w:proofErr w:type="gramEnd"/>
-      <w:r>
-        <w:t xml:space="preserve"> December 21, 2026, CRTC </w:t>
+      <w:r>
+        <w:t xml:space="preserve">In December 21, 2026, CRTC </w:t>
       </w:r>
       <w:r>
         <w:t>recognized the</w:t>
@@ -3344,6 +3235,11 @@
           <w:t>https://gemini.google.com/share/575b3c0da950</w:t>
         </w:r>
       </w:hyperlink>
+    </w:p>
+    <w:p>
+      <w:r>
+        <w:t>https://gemini.google.com/share/49031dc9f5d9</w:t>
+      </w:r>
       <w:r>
         <w:br/>
       </w:r>
@@ -3405,7 +3301,6 @@
         <w:rPr>
           <w:noProof/>
         </w:rPr>
-        <w:lastRenderedPageBreak/>
         <w:drawing>
           <wp:inline distT="0" distB="0" distL="0" distR="0" wp14:anchorId="52B058D3" wp14:editId="7808E009">
             <wp:extent cx="5943600" cy="3364865"/>
@@ -3504,13 +3399,8 @@
       <w:r>
         <w:br/>
       </w:r>
-      <w:proofErr w:type="gramStart"/>
-      <w:r>
-        <w:t>&lt;!--</w:t>
-      </w:r>
-      <w:proofErr w:type="gramEnd"/>
-      <w:r>
-        <w:t>https://developers.google.com/youtube/player_parameters is used for embeding youtube videos in the page/--&gt;</w:t>
+      <w:r>
+        <w:t>&lt;!--https://developers.google.com/youtube/player_parameters is used for embeding youtube videos in the page/--&gt;</w:t>
       </w:r>
     </w:p>
     <w:p/>
@@ -8115,6 +8005,7 @@
   <w:style w:type="character" w:default="1" w:styleId="DefaultParagraphFont">
     <w:name w:val="Default Paragraph Font"/>
     <w:uiPriority w:val="1"/>
+    <w:semiHidden/>
     <w:unhideWhenUsed/>
   </w:style>
   <w:style w:type="table" w:default="1" w:styleId="TableNormal">

--- a/research/Hitory.docx
+++ b/research/Hitory.docx
@@ -3403,6 +3403,386 @@
         <w:t>&lt;!--https://developers.google.com/youtube/player_parameters is used for embeding youtube videos in the page/--&gt;</w:t>
       </w:r>
     </w:p>
+    <w:p>
+      <w:r>
+        <w:rPr>
+          <w:noProof/>
+        </w:rPr>
+        <w:lastRenderedPageBreak/>
+        <w:drawing>
+          <wp:inline distT="0" distB="0" distL="0" distR="0" wp14:anchorId="17F8C4AE" wp14:editId="1E7B2E32">
+            <wp:extent cx="5943600" cy="5752465"/>
+            <wp:effectExtent l="0" t="0" r="0" b="635"/>
+            <wp:docPr id="1785165826" name="Picture 1"/>
+            <wp:cNvGraphicFramePr>
+              <a:graphicFrameLocks xmlns:a="http://schemas.openxmlformats.org/drawingml/2006/main" noChangeAspect="1"/>
+            </wp:cNvGraphicFramePr>
+            <a:graphic xmlns:a="http://schemas.openxmlformats.org/drawingml/2006/main">
+              <a:graphicData uri="http://schemas.openxmlformats.org/drawingml/2006/picture">
+                <pic:pic xmlns:pic="http://schemas.openxmlformats.org/drawingml/2006/picture">
+                  <pic:nvPicPr>
+                    <pic:cNvPr id="1785165826" name=""/>
+                    <pic:cNvPicPr/>
+                  </pic:nvPicPr>
+                  <pic:blipFill>
+                    <a:blip r:embed="rId60"/>
+                    <a:stretch>
+                      <a:fillRect/>
+                    </a:stretch>
+                  </pic:blipFill>
+                  <pic:spPr>
+                    <a:xfrm>
+                      <a:off x="0" y="0"/>
+                      <a:ext cx="5943600" cy="5752465"/>
+                    </a:xfrm>
+                    <a:prstGeom prst="rect">
+                      <a:avLst/>
+                    </a:prstGeom>
+                  </pic:spPr>
+                </pic:pic>
+              </a:graphicData>
+            </a:graphic>
+          </wp:inline>
+        </w:drawing>
+      </w:r>
+    </w:p>
+    <w:p/>
+    <w:p/>
+    <w:p/>
+    <w:p/>
+    <w:p/>
+    <w:p/>
+    <w:p/>
+    <w:p/>
+    <w:p>
+      <w:r>
+        <w:lastRenderedPageBreak/>
+        <w:drawing>
+          <wp:inline distT="0" distB="0" distL="0" distR="0" wp14:anchorId="190A8785" wp14:editId="5F3F1F24">
+            <wp:extent cx="5943600" cy="3749040"/>
+            <wp:effectExtent l="0" t="0" r="0" b="3810"/>
+            <wp:docPr id="769449776" name="Picture 1"/>
+            <wp:cNvGraphicFramePr>
+              <a:graphicFrameLocks xmlns:a="http://schemas.openxmlformats.org/drawingml/2006/main" noChangeAspect="1"/>
+            </wp:cNvGraphicFramePr>
+            <a:graphic xmlns:a="http://schemas.openxmlformats.org/drawingml/2006/main">
+              <a:graphicData uri="http://schemas.openxmlformats.org/drawingml/2006/picture">
+                <pic:pic xmlns:pic="http://schemas.openxmlformats.org/drawingml/2006/picture">
+                  <pic:nvPicPr>
+                    <pic:cNvPr id="769449776" name=""/>
+                    <pic:cNvPicPr/>
+                  </pic:nvPicPr>
+                  <pic:blipFill>
+                    <a:blip r:embed="rId61"/>
+                    <a:stretch>
+                      <a:fillRect/>
+                    </a:stretch>
+                  </pic:blipFill>
+                  <pic:spPr>
+                    <a:xfrm>
+                      <a:off x="0" y="0"/>
+                      <a:ext cx="5943600" cy="3749040"/>
+                    </a:xfrm>
+                    <a:prstGeom prst="rect">
+                      <a:avLst/>
+                    </a:prstGeom>
+                  </pic:spPr>
+                </pic:pic>
+              </a:graphicData>
+            </a:graphic>
+          </wp:inline>
+        </w:drawing>
+      </w:r>
+    </w:p>
+    <w:p/>
+    <w:p/>
+    <w:p/>
+    <w:p/>
+    <w:p/>
+    <w:p>
+      <w:r>
+        <w:lastRenderedPageBreak/>
+        <w:drawing>
+          <wp:inline distT="0" distB="0" distL="0" distR="0" wp14:anchorId="502C8773" wp14:editId="51B4313E">
+            <wp:extent cx="5943600" cy="3176270"/>
+            <wp:effectExtent l="0" t="0" r="0" b="5080"/>
+            <wp:docPr id="758562074" name="Picture 1"/>
+            <wp:cNvGraphicFramePr>
+              <a:graphicFrameLocks xmlns:a="http://schemas.openxmlformats.org/drawingml/2006/main" noChangeAspect="1"/>
+            </wp:cNvGraphicFramePr>
+            <a:graphic xmlns:a="http://schemas.openxmlformats.org/drawingml/2006/main">
+              <a:graphicData uri="http://schemas.openxmlformats.org/drawingml/2006/picture">
+                <pic:pic xmlns:pic="http://schemas.openxmlformats.org/drawingml/2006/picture">
+                  <pic:nvPicPr>
+                    <pic:cNvPr id="758562074" name=""/>
+                    <pic:cNvPicPr/>
+                  </pic:nvPicPr>
+                  <pic:blipFill>
+                    <a:blip r:embed="rId62"/>
+                    <a:stretch>
+                      <a:fillRect/>
+                    </a:stretch>
+                  </pic:blipFill>
+                  <pic:spPr>
+                    <a:xfrm>
+                      <a:off x="0" y="0"/>
+                      <a:ext cx="5943600" cy="3176270"/>
+                    </a:xfrm>
+                    <a:prstGeom prst="rect">
+                      <a:avLst/>
+                    </a:prstGeom>
+                  </pic:spPr>
+                </pic:pic>
+              </a:graphicData>
+            </a:graphic>
+          </wp:inline>
+        </w:drawing>
+      </w:r>
+    </w:p>
+    <w:p/>
+    <w:p/>
+    <w:p/>
+    <w:p/>
+    <w:p/>
+    <w:p/>
+    <w:p/>
+    <w:p/>
+    <w:p/>
+    <w:p/>
+    <w:p/>
+    <w:p/>
+    <w:p/>
+    <w:p/>
+    <w:p/>
+    <w:p/>
+    <w:p/>
+    <w:p>
+      <w:hyperlink r:id="rId63" w:history="1">
+        <w:r>
+          <w:rPr>
+            <w:rStyle w:val="Hyperlink"/>
+          </w:rPr>
+          <w:t>https://developer.mozilla.org/en-US/docs/Web/Accessibility/ARIA/Reference/Roles</w:t>
+        </w:r>
+      </w:hyperlink>
+    </w:p>
+    <w:p>
+      <w:r>
+        <w:t>&lt;section id="visualization" role="figure"&gt;&lt;/section&gt;</w:t>
+      </w:r>
+    </w:p>
+    <w:p/>
+    <w:p/>
+    <w:p>
+      <w:r>
+        <w:drawing>
+          <wp:inline distT="0" distB="0" distL="0" distR="0" wp14:anchorId="1EFA7EB6" wp14:editId="418DA4F8">
+            <wp:extent cx="5943600" cy="3604895"/>
+            <wp:effectExtent l="0" t="0" r="0" b="0"/>
+            <wp:docPr id="1411173390" name="Picture 1"/>
+            <wp:cNvGraphicFramePr>
+              <a:graphicFrameLocks xmlns:a="http://schemas.openxmlformats.org/drawingml/2006/main" noChangeAspect="1"/>
+            </wp:cNvGraphicFramePr>
+            <a:graphic xmlns:a="http://schemas.openxmlformats.org/drawingml/2006/main">
+              <a:graphicData uri="http://schemas.openxmlformats.org/drawingml/2006/picture">
+                <pic:pic xmlns:pic="http://schemas.openxmlformats.org/drawingml/2006/picture">
+                  <pic:nvPicPr>
+                    <pic:cNvPr id="1411173390" name=""/>
+                    <pic:cNvPicPr/>
+                  </pic:nvPicPr>
+                  <pic:blipFill>
+                    <a:blip r:embed="rId64"/>
+                    <a:stretch>
+                      <a:fillRect/>
+                    </a:stretch>
+                  </pic:blipFill>
+                  <pic:spPr>
+                    <a:xfrm>
+                      <a:off x="0" y="0"/>
+                      <a:ext cx="5943600" cy="3604895"/>
+                    </a:xfrm>
+                    <a:prstGeom prst="rect">
+                      <a:avLst/>
+                    </a:prstGeom>
+                  </pic:spPr>
+                </pic:pic>
+              </a:graphicData>
+            </a:graphic>
+          </wp:inline>
+        </w:drawing>
+      </w:r>
+    </w:p>
+    <w:p/>
+    <w:p/>
+    <w:p/>
+    <w:p/>
+    <w:p/>
+    <w:p/>
+    <w:p>
+      <w:r>
+        <w:t>            &lt;div roll="toolbar"&gt;</w:t>
+      </w:r>
+    </w:p>
+    <w:p>
+      <w:r>
+        <w:t>                    &lt;button id="technology" class="active"&gt;Technology&lt;/button&gt;</w:t>
+      </w:r>
+    </w:p>
+    <w:p>
+      <w:r>
+        <w:t>                    &lt;button id="legislation"&gt;Legislation&lt;/button&gt;</w:t>
+      </w:r>
+    </w:p>
+    <w:p>
+      <w:r>
+        <w:t>                    &lt;button id="statistics"&gt;Statistics&lt;/button&gt;</w:t>
+      </w:r>
+    </w:p>
+    <w:p>
+      <w:r>
+        <w:t>                    &lt;button id="timeline_button" class ="active"&gt;Back to Timeline&lt;/button&gt;</w:t>
+      </w:r>
+    </w:p>
+    <w:p>
+      <w:r>
+        <w:t>            &lt;/</w:t>
+      </w:r>
+      <w:r>
+        <w:t>div</w:t>
+      </w:r>
+      <w:r>
+        <w:t>&gt;</w:t>
+      </w:r>
+    </w:p>
+    <w:p/>
+    <w:p/>
+    <w:p/>
+    <w:p/>
+    <w:p/>
+    <w:p/>
+    <w:p/>
+    <w:p/>
+    <w:p>
+      <w:r>
+        <w:drawing>
+          <wp:inline distT="0" distB="0" distL="0" distR="0" wp14:anchorId="53102EE5" wp14:editId="34979D77">
+            <wp:extent cx="5943600" cy="3580765"/>
+            <wp:effectExtent l="0" t="0" r="0" b="635"/>
+            <wp:docPr id="898509032" name="Picture 1"/>
+            <wp:cNvGraphicFramePr>
+              <a:graphicFrameLocks xmlns:a="http://schemas.openxmlformats.org/drawingml/2006/main" noChangeAspect="1"/>
+            </wp:cNvGraphicFramePr>
+            <a:graphic xmlns:a="http://schemas.openxmlformats.org/drawingml/2006/main">
+              <a:graphicData uri="http://schemas.openxmlformats.org/drawingml/2006/picture">
+                <pic:pic xmlns:pic="http://schemas.openxmlformats.org/drawingml/2006/picture">
+                  <pic:nvPicPr>
+                    <pic:cNvPr id="898509032" name=""/>
+                    <pic:cNvPicPr/>
+                  </pic:nvPicPr>
+                  <pic:blipFill>
+                    <a:blip r:embed="rId65"/>
+                    <a:stretch>
+                      <a:fillRect/>
+                    </a:stretch>
+                  </pic:blipFill>
+                  <pic:spPr>
+                    <a:xfrm>
+                      <a:off x="0" y="0"/>
+                      <a:ext cx="5943600" cy="3580765"/>
+                    </a:xfrm>
+                    <a:prstGeom prst="rect">
+                      <a:avLst/>
+                    </a:prstGeom>
+                  </pic:spPr>
+                </pic:pic>
+              </a:graphicData>
+            </a:graphic>
+          </wp:inline>
+        </w:drawing>
+      </w:r>
+    </w:p>
+    <w:p/>
+    <w:p/>
+    <w:p/>
+    <w:p/>
+    <w:p>
+      <w:r>
+        <w:t>https://vispero.com/resources/prevent-focused-elements-from-being-obscured-by-sticky-headers/</w:t>
+      </w:r>
+      <w:r>
+        <w:br/>
+      </w:r>
+      <w:r>
+        <w:t>header {</w:t>
+      </w:r>
+    </w:p>
+    <w:p>
+      <w:r>
+        <w:t xml:space="preserve">    height: 15rem;</w:t>
+      </w:r>
+    </w:p>
+    <w:p>
+      <w:r>
+        <w:lastRenderedPageBreak/>
+        <w:t>}</w:t>
+      </w:r>
+    </w:p>
+    <w:p>
+      <w:r>
+        <w:t>main *:focus {</w:t>
+      </w:r>
+    </w:p>
+    <w:p>
+      <w:r>
+        <w:t xml:space="preserve">    scroll-margin-top: 15rem;</w:t>
+      </w:r>
+    </w:p>
+    <w:p>
+      <w:r>
+        <w:t>}</w:t>
+      </w:r>
+    </w:p>
+    <w:p/>
+    <w:p>
+      <w:r>
+        <w:drawing>
+          <wp:inline distT="0" distB="0" distL="0" distR="0" wp14:anchorId="7557906D" wp14:editId="724C7D6D">
+            <wp:extent cx="5943600" cy="3007995"/>
+            <wp:effectExtent l="0" t="0" r="0" b="1905"/>
+            <wp:docPr id="1076640519" name="Picture 1"/>
+            <wp:cNvGraphicFramePr>
+              <a:graphicFrameLocks xmlns:a="http://schemas.openxmlformats.org/drawingml/2006/main" noChangeAspect="1"/>
+            </wp:cNvGraphicFramePr>
+            <a:graphic xmlns:a="http://schemas.openxmlformats.org/drawingml/2006/main">
+              <a:graphicData uri="http://schemas.openxmlformats.org/drawingml/2006/picture">
+                <pic:pic xmlns:pic="http://schemas.openxmlformats.org/drawingml/2006/picture">
+                  <pic:nvPicPr>
+                    <pic:cNvPr id="1076640519" name=""/>
+                    <pic:cNvPicPr/>
+                  </pic:nvPicPr>
+                  <pic:blipFill>
+                    <a:blip r:embed="rId66"/>
+                    <a:stretch>
+                      <a:fillRect/>
+                    </a:stretch>
+                  </pic:blipFill>
+                  <pic:spPr>
+                    <a:xfrm>
+                      <a:off x="0" y="0"/>
+                      <a:ext cx="5943600" cy="3007995"/>
+                    </a:xfrm>
+                    <a:prstGeom prst="rect">
+                      <a:avLst/>
+                    </a:prstGeom>
+                  </pic:spPr>
+                </pic:pic>
+              </a:graphicData>
+            </a:graphic>
+          </wp:inline>
+        </w:drawing>
+      </w:r>
+    </w:p>
+    <w:p/>
     <w:p/>
     <w:sectPr>
       <w:pgSz w:w="12240" w:h="15840"/>
@@ -8005,7 +8385,6 @@
   <w:style w:type="character" w:default="1" w:styleId="DefaultParagraphFont">
     <w:name w:val="Default Paragraph Font"/>
     <w:uiPriority w:val="1"/>
-    <w:semiHidden/>
     <w:unhideWhenUsed/>
   </w:style>
   <w:style w:type="table" w:default="1" w:styleId="TableNormal">
@@ -8364,6 +8743,36 @@
       <w:iCs/>
     </w:rPr>
   </w:style>
+  <w:style w:type="paragraph" w:styleId="HTMLPreformatted">
+    <w:name w:val="HTML Preformatted"/>
+    <w:basedOn w:val="Normal"/>
+    <w:link w:val="HTMLPreformattedChar"/>
+    <w:uiPriority w:val="99"/>
+    <w:semiHidden/>
+    <w:unhideWhenUsed/>
+    <w:rsid w:val="00491A03"/>
+    <w:pPr>
+      <w:spacing w:after="0" w:line="240" w:lineRule="auto"/>
+    </w:pPr>
+    <w:rPr>
+      <w:rFonts w:ascii="Consolas" w:hAnsi="Consolas"/>
+      <w:sz w:val="20"/>
+      <w:szCs w:val="20"/>
+    </w:rPr>
+  </w:style>
+  <w:style w:type="character" w:customStyle="1" w:styleId="HTMLPreformattedChar">
+    <w:name w:val="HTML Preformatted Char"/>
+    <w:basedOn w:val="DefaultParagraphFont"/>
+    <w:link w:val="HTMLPreformatted"/>
+    <w:uiPriority w:val="99"/>
+    <w:semiHidden/>
+    <w:rsid w:val="00491A03"/>
+    <w:rPr>
+      <w:rFonts w:ascii="Consolas" w:hAnsi="Consolas"/>
+      <w:sz w:val="20"/>
+      <w:szCs w:val="20"/>
+    </w:rPr>
+  </w:style>
 </w:styles>
 </file>
 
